--- a/cinta/Penjelasan Tugas Admin Forms dengan Aplikasi WinForms Visual Studio C Sharp.docx
+++ b/cinta/Penjelasan Tugas Admin Forms dengan Aplikasi WinForms Visual Studio C Sharp.docx
@@ -19,9 +19,960 @@
           <w:b/>
           <w:bCs/>
         </w:rPr>
-        <w:t>Penjelasan Tugas Admin Forms dengan Aplikasi WinForms Visual Studio C#</w:t>
-      </w:r>
-    </w:p>
+        <w:t>Penjelasan Tugas</w:t>
+      </w:r>
+      <w:r>
+        <w:rPr>
+          <w:rFonts w:ascii="Arial" w:hAnsi="Arial" w:cs="Arial"/>
+          <w:b/>
+          <w:bCs/>
+        </w:rPr>
+        <w:t xml:space="preserve"> </w:t>
+      </w:r>
+      <w:r>
+        <w:rPr>
+          <w:rFonts w:ascii="Arial" w:hAnsi="Arial" w:cs="Arial"/>
+          <w:b/>
+          <w:bCs/>
+        </w:rPr>
+        <w:t xml:space="preserve">Aplikasi </w:t>
+      </w:r>
+      <w:r>
+        <w:rPr>
+          <w:rFonts w:ascii="Arial" w:hAnsi="Arial" w:cs="Arial"/>
+          <w:b/>
+          <w:bCs/>
+        </w:rPr>
+        <w:t xml:space="preserve">Bandara </w:t>
+      </w:r>
+      <w:r>
+        <w:rPr>
+          <w:rFonts w:ascii="Arial" w:hAnsi="Arial" w:cs="Arial"/>
+          <w:b/>
+          <w:bCs/>
+        </w:rPr>
+        <w:t>WinForms Visual Studio C#</w:t>
+      </w:r>
+    </w:p>
+    <w:p>
+      <w:pPr>
+        <w:spacing w:line="276" w:lineRule="auto"/>
+        <w:rPr>
+          <w:rFonts w:ascii="Arial" w:hAnsi="Arial" w:cs="Arial"/>
+          <w:sz w:val="24"/>
+          <w:szCs w:val="24"/>
+        </w:rPr>
+      </w:pPr>
+    </w:p>
+    <w:p>
+      <w:pPr>
+        <w:spacing w:line="276" w:lineRule="auto"/>
+        <w:ind w:firstLine="567"/>
+        <w:rPr>
+          <w:rFonts w:ascii="Arial" w:hAnsi="Arial" w:cs="Arial"/>
+          <w:sz w:val="24"/>
+          <w:szCs w:val="24"/>
+        </w:rPr>
+      </w:pPr>
+      <w:r>
+        <w:rPr>
+          <w:rFonts w:ascii="Arial" w:hAnsi="Arial" w:cs="Arial"/>
+          <w:sz w:val="24"/>
+          <w:szCs w:val="24"/>
+        </w:rPr>
+        <w:t>Pada kesempatan kali ini, kami akan membahas tentang tugas yang diberikan oleh pak Isa tentang aplikasi bandara yang bernama BromoAirlines menggunakan winforms visual studio C#. Untuk itu, silakan untuk membacanya dari awal hingga akhir agar dapat memahami cara kerja dari winforms ini.</w:t>
+      </w:r>
+    </w:p>
+    <w:p>
+      <w:pPr>
+        <w:spacing w:line="276" w:lineRule="auto"/>
+        <w:ind w:firstLine="567"/>
+        <w:rPr>
+          <w:rFonts w:ascii="Arial" w:hAnsi="Arial" w:cs="Arial"/>
+          <w:sz w:val="24"/>
+          <w:szCs w:val="24"/>
+        </w:rPr>
+      </w:pPr>
+      <w:r>
+        <w:rPr>
+          <w:rFonts w:ascii="Arial" w:hAnsi="Arial" w:cs="Arial"/>
+          <w:sz w:val="24"/>
+          <w:szCs w:val="24"/>
+        </w:rPr>
+        <w:t>Kami juga menyediakan daftar isi untuk memudahkan dalam navigasi dan dapat digunakan untuk menuju bagian yang belum dipahami dengan lebih cepat.</w:t>
+      </w:r>
+    </w:p>
+    <w:sdt>
+      <w:sdtPr>
+        <w:id w:val="2033833976"/>
+        <w:docPartObj>
+          <w:docPartGallery w:val="Table of Contents"/>
+          <w:docPartUnique/>
+        </w:docPartObj>
+      </w:sdtPr>
+      <w:sdtEndPr>
+        <w:rPr>
+          <w:rFonts w:asciiTheme="minorHAnsi" w:eastAsiaTheme="minorHAnsi" w:hAnsiTheme="minorHAnsi" w:cstheme="minorBidi"/>
+          <w:b/>
+          <w:bCs/>
+          <w:noProof/>
+          <w:color w:val="auto"/>
+          <w:kern w:val="2"/>
+          <w:sz w:val="22"/>
+          <w:szCs w:val="22"/>
+          <w:lang w:val="en-ID"/>
+          <w14:ligatures w14:val="standardContextual"/>
+        </w:rPr>
+      </w:sdtEndPr>
+      <w:sdtContent>
+        <w:p>
+          <w:pPr>
+            <w:pStyle w:val="TOCHeading"/>
+          </w:pPr>
+          <w:r>
+            <w:t>Daftar Isi</w:t>
+          </w:r>
+        </w:p>
+        <w:p>
+          <w:pPr>
+            <w:pStyle w:val="TOC1"/>
+            <w:tabs>
+              <w:tab w:val="right" w:leader="dot" w:pos="6679"/>
+            </w:tabs>
+          </w:pPr>
+          <w:r>
+            <w:fldChar w:fldCharType="begin"/>
+          </w:r>
+          <w:r>
+            <w:instrText xml:space="preserve"> TOC \o "1-3" \h \z \u </w:instrText>
+          </w:r>
+          <w:r>
+            <w:fldChar w:fldCharType="separate"/>
+          </w:r>
+          <w:hyperlink w:anchor="_Toc240428011" w:history="1">
+            <w:r>
+              <w:rPr>
+                <w:rStyle w:val="Hyperlink"/>
+                <w:rFonts w:ascii="Arial" w:hAnsi="Arial" w:cs="Arial"/>
+                <w:b/>
+                <w:bCs/>
+              </w:rPr>
+              <w:t>Halaman Depan</w:t>
+            </w:r>
+            <w:r>
+              <w:rPr>
+                <w:webHidden/>
+              </w:rPr>
+              <w:tab/>
+            </w:r>
+            <w:r>
+              <w:rPr>
+                <w:webHidden/>
+              </w:rPr>
+              <w:fldChar w:fldCharType="begin"/>
+            </w:r>
+            <w:r>
+              <w:rPr>
+                <w:webHidden/>
+              </w:rPr>
+              <w:instrText xml:space="preserve"> PAGEREF _Toc240428011 \h </w:instrText>
+            </w:r>
+            <w:r>
+              <w:rPr>
+                <w:webHidden/>
+              </w:rPr>
+            </w:r>
+            <w:r>
+              <w:rPr>
+                <w:webHidden/>
+              </w:rPr>
+              <w:fldChar w:fldCharType="separate"/>
+            </w:r>
+            <w:r>
+              <w:rPr>
+                <w:webHidden/>
+              </w:rPr>
+              <w:t>2</w:t>
+            </w:r>
+            <w:r>
+              <w:rPr>
+                <w:webHidden/>
+              </w:rPr>
+              <w:fldChar w:fldCharType="end"/>
+            </w:r>
+          </w:hyperlink>
+        </w:p>
+        <w:p>
+          <w:pPr>
+            <w:pStyle w:val="TOC2"/>
+            <w:tabs>
+              <w:tab w:val="right" w:leader="dot" w:pos="6679"/>
+            </w:tabs>
+          </w:pPr>
+          <w:hyperlink w:anchor="_Toc240428012" w:history="1">
+            <w:r>
+              <w:rPr>
+                <w:rStyle w:val="Hyperlink"/>
+                <w:rFonts w:ascii="Arial" w:hAnsi="Arial" w:cs="Arial"/>
+              </w:rPr>
+              <w:t>Halaman Login</w:t>
+            </w:r>
+            <w:r>
+              <w:rPr>
+                <w:webHidden/>
+              </w:rPr>
+              <w:tab/>
+            </w:r>
+            <w:r>
+              <w:rPr>
+                <w:webHidden/>
+              </w:rPr>
+              <w:fldChar w:fldCharType="begin"/>
+            </w:r>
+            <w:r>
+              <w:rPr>
+                <w:webHidden/>
+              </w:rPr>
+              <w:instrText xml:space="preserve"> PAGEREF _Toc240428012 \h </w:instrText>
+            </w:r>
+            <w:r>
+              <w:rPr>
+                <w:webHidden/>
+              </w:rPr>
+            </w:r>
+            <w:r>
+              <w:rPr>
+                <w:webHidden/>
+              </w:rPr>
+              <w:fldChar w:fldCharType="separate"/>
+            </w:r>
+            <w:r>
+              <w:rPr>
+                <w:webHidden/>
+              </w:rPr>
+              <w:t>2</w:t>
+            </w:r>
+            <w:r>
+              <w:rPr>
+                <w:webHidden/>
+              </w:rPr>
+              <w:fldChar w:fldCharType="end"/>
+            </w:r>
+          </w:hyperlink>
+        </w:p>
+        <w:p>
+          <w:pPr>
+            <w:pStyle w:val="TOC2"/>
+            <w:tabs>
+              <w:tab w:val="right" w:leader="dot" w:pos="6679"/>
+            </w:tabs>
+          </w:pPr>
+          <w:hyperlink w:anchor="_Toc240428013" w:history="1">
+            <w:r>
+              <w:rPr>
+                <w:rStyle w:val="Hyperlink"/>
+                <w:rFonts w:ascii="Arial" w:hAnsi="Arial" w:cs="Arial"/>
+              </w:rPr>
+              <w:t>Halaman Register</w:t>
+            </w:r>
+            <w:r>
+              <w:rPr>
+                <w:webHidden/>
+              </w:rPr>
+              <w:tab/>
+            </w:r>
+            <w:r>
+              <w:rPr>
+                <w:webHidden/>
+              </w:rPr>
+              <w:fldChar w:fldCharType="begin"/>
+            </w:r>
+            <w:r>
+              <w:rPr>
+                <w:webHidden/>
+              </w:rPr>
+              <w:instrText xml:space="preserve"> PAGEREF _Toc240428013 \h </w:instrText>
+            </w:r>
+            <w:r>
+              <w:rPr>
+                <w:webHidden/>
+              </w:rPr>
+            </w:r>
+            <w:r>
+              <w:rPr>
+                <w:webHidden/>
+              </w:rPr>
+              <w:fldChar w:fldCharType="separate"/>
+            </w:r>
+            <w:r>
+              <w:rPr>
+                <w:webHidden/>
+              </w:rPr>
+              <w:t>16</w:t>
+            </w:r>
+            <w:r>
+              <w:rPr>
+                <w:webHidden/>
+              </w:rPr>
+              <w:fldChar w:fldCharType="end"/>
+            </w:r>
+          </w:hyperlink>
+        </w:p>
+        <w:p>
+          <w:pPr>
+            <w:pStyle w:val="TOC1"/>
+            <w:tabs>
+              <w:tab w:val="right" w:leader="dot" w:pos="6679"/>
+            </w:tabs>
+          </w:pPr>
+          <w:hyperlink w:anchor="_Toc240428014" w:history="1">
+            <w:r>
+              <w:rPr>
+                <w:rStyle w:val="Hyperlink"/>
+                <w:rFonts w:ascii="Arial" w:hAnsi="Arial" w:cs="Arial"/>
+                <w:b/>
+                <w:bCs/>
+              </w:rPr>
+              <w:t>Halaman Admin</w:t>
+            </w:r>
+            <w:r>
+              <w:rPr>
+                <w:webHidden/>
+              </w:rPr>
+              <w:tab/>
+            </w:r>
+            <w:r>
+              <w:rPr>
+                <w:webHidden/>
+              </w:rPr>
+              <w:fldChar w:fldCharType="begin"/>
+            </w:r>
+            <w:r>
+              <w:rPr>
+                <w:webHidden/>
+              </w:rPr>
+              <w:instrText xml:space="preserve"> PAGEREF _Toc240428014 \h </w:instrText>
+            </w:r>
+            <w:r>
+              <w:rPr>
+                <w:webHidden/>
+              </w:rPr>
+            </w:r>
+            <w:r>
+              <w:rPr>
+                <w:webHidden/>
+              </w:rPr>
+              <w:fldChar w:fldCharType="separate"/>
+            </w:r>
+            <w:r>
+              <w:rPr>
+                <w:webHidden/>
+              </w:rPr>
+              <w:t>22</w:t>
+            </w:r>
+            <w:r>
+              <w:rPr>
+                <w:webHidden/>
+              </w:rPr>
+              <w:fldChar w:fldCharType="end"/>
+            </w:r>
+          </w:hyperlink>
+        </w:p>
+        <w:p>
+          <w:pPr>
+            <w:pStyle w:val="TOC2"/>
+            <w:tabs>
+              <w:tab w:val="right" w:leader="dot" w:pos="6679"/>
+            </w:tabs>
+          </w:pPr>
+          <w:hyperlink w:anchor="_Toc240428015" w:history="1">
+            <w:r>
+              <w:rPr>
+                <w:rStyle w:val="Hyperlink"/>
+                <w:rFonts w:ascii="Arial" w:hAnsi="Arial" w:cs="Arial"/>
+              </w:rPr>
+              <w:t>Halaman About</w:t>
+            </w:r>
+            <w:r>
+              <w:rPr>
+                <w:webHidden/>
+              </w:rPr>
+              <w:tab/>
+            </w:r>
+            <w:r>
+              <w:rPr>
+                <w:webHidden/>
+              </w:rPr>
+              <w:fldChar w:fldCharType="begin"/>
+            </w:r>
+            <w:r>
+              <w:rPr>
+                <w:webHidden/>
+              </w:rPr>
+              <w:instrText xml:space="preserve"> PAGEREF _Toc240428015 \h </w:instrText>
+            </w:r>
+            <w:r>
+              <w:rPr>
+                <w:webHidden/>
+              </w:rPr>
+            </w:r>
+            <w:r>
+              <w:rPr>
+                <w:webHidden/>
+              </w:rPr>
+              <w:fldChar w:fldCharType="separate"/>
+            </w:r>
+            <w:r>
+              <w:rPr>
+                <w:webHidden/>
+              </w:rPr>
+              <w:t>26</w:t>
+            </w:r>
+            <w:r>
+              <w:rPr>
+                <w:webHidden/>
+              </w:rPr>
+              <w:fldChar w:fldCharType="end"/>
+            </w:r>
+          </w:hyperlink>
+        </w:p>
+        <w:p>
+          <w:pPr>
+            <w:pStyle w:val="TOC2"/>
+            <w:tabs>
+              <w:tab w:val="right" w:leader="dot" w:pos="6679"/>
+            </w:tabs>
+          </w:pPr>
+          <w:hyperlink w:anchor="_Toc240428016" w:history="1">
+            <w:r>
+              <w:rPr>
+                <w:rStyle w:val="Hyperlink"/>
+                <w:rFonts w:ascii="Arial" w:hAnsi="Arial" w:cs="Arial"/>
+              </w:rPr>
+              <w:t>Halaman Struktur</w:t>
+            </w:r>
+            <w:r>
+              <w:rPr>
+                <w:webHidden/>
+              </w:rPr>
+              <w:tab/>
+            </w:r>
+            <w:r>
+              <w:rPr>
+                <w:webHidden/>
+              </w:rPr>
+              <w:fldChar w:fldCharType="begin"/>
+            </w:r>
+            <w:r>
+              <w:rPr>
+                <w:webHidden/>
+              </w:rPr>
+              <w:instrText xml:space="preserve"> PAGEREF _Toc240428016 \h </w:instrText>
+            </w:r>
+            <w:r>
+              <w:rPr>
+                <w:webHidden/>
+              </w:rPr>
+            </w:r>
+            <w:r>
+              <w:rPr>
+                <w:webHidden/>
+              </w:rPr>
+              <w:fldChar w:fldCharType="separate"/>
+            </w:r>
+            <w:r>
+              <w:rPr>
+                <w:webHidden/>
+              </w:rPr>
+              <w:t>27</w:t>
+            </w:r>
+            <w:r>
+              <w:rPr>
+                <w:webHidden/>
+              </w:rPr>
+              <w:fldChar w:fldCharType="end"/>
+            </w:r>
+          </w:hyperlink>
+        </w:p>
+        <w:p>
+          <w:pPr>
+            <w:pStyle w:val="TOC2"/>
+            <w:tabs>
+              <w:tab w:val="right" w:leader="dot" w:pos="6679"/>
+            </w:tabs>
+          </w:pPr>
+          <w:hyperlink w:anchor="_Toc240428017" w:history="1">
+            <w:r>
+              <w:rPr>
+                <w:rStyle w:val="Hyperlink"/>
+                <w:rFonts w:ascii="Arial" w:hAnsi="Arial" w:cs="Arial"/>
+              </w:rPr>
+              <w:t>Halaman Bidang</w:t>
+            </w:r>
+            <w:r>
+              <w:rPr>
+                <w:webHidden/>
+              </w:rPr>
+              <w:tab/>
+            </w:r>
+            <w:r>
+              <w:rPr>
+                <w:webHidden/>
+              </w:rPr>
+              <w:fldChar w:fldCharType="begin"/>
+            </w:r>
+            <w:r>
+              <w:rPr>
+                <w:webHidden/>
+              </w:rPr>
+              <w:instrText xml:space="preserve"> PAGEREF _Toc240428017 \h </w:instrText>
+            </w:r>
+            <w:r>
+              <w:rPr>
+                <w:webHidden/>
+              </w:rPr>
+            </w:r>
+            <w:r>
+              <w:rPr>
+                <w:webHidden/>
+              </w:rPr>
+              <w:fldChar w:fldCharType="separate"/>
+            </w:r>
+            <w:r>
+              <w:rPr>
+                <w:webHidden/>
+              </w:rPr>
+              <w:t>28</w:t>
+            </w:r>
+            <w:r>
+              <w:rPr>
+                <w:webHidden/>
+              </w:rPr>
+              <w:fldChar w:fldCharType="end"/>
+            </w:r>
+          </w:hyperlink>
+        </w:p>
+        <w:p>
+          <w:pPr>
+            <w:pStyle w:val="TOC2"/>
+            <w:tabs>
+              <w:tab w:val="right" w:leader="dot" w:pos="6679"/>
+            </w:tabs>
+          </w:pPr>
+          <w:hyperlink w:anchor="_Toc240428018" w:history="1">
+            <w:r>
+              <w:rPr>
+                <w:rStyle w:val="Hyperlink"/>
+                <w:rFonts w:ascii="Arial" w:hAnsi="Arial" w:cs="Arial"/>
+              </w:rPr>
+              <w:t>Halaman Sejarah</w:t>
+            </w:r>
+            <w:r>
+              <w:rPr>
+                <w:webHidden/>
+              </w:rPr>
+              <w:tab/>
+            </w:r>
+            <w:r>
+              <w:rPr>
+                <w:webHidden/>
+              </w:rPr>
+              <w:fldChar w:fldCharType="begin"/>
+            </w:r>
+            <w:r>
+              <w:rPr>
+                <w:webHidden/>
+              </w:rPr>
+              <w:instrText xml:space="preserve"> PAGEREF _Toc240428018 \h </w:instrText>
+            </w:r>
+            <w:r>
+              <w:rPr>
+                <w:webHidden/>
+              </w:rPr>
+            </w:r>
+            <w:r>
+              <w:rPr>
+                <w:webHidden/>
+              </w:rPr>
+              <w:fldChar w:fldCharType="separate"/>
+            </w:r>
+            <w:r>
+              <w:rPr>
+                <w:webHidden/>
+              </w:rPr>
+              <w:t>29</w:t>
+            </w:r>
+            <w:r>
+              <w:rPr>
+                <w:webHidden/>
+              </w:rPr>
+              <w:fldChar w:fldCharType="end"/>
+            </w:r>
+          </w:hyperlink>
+        </w:p>
+        <w:p>
+          <w:pPr>
+            <w:pStyle w:val="TOC2"/>
+            <w:tabs>
+              <w:tab w:val="right" w:leader="dot" w:pos="6679"/>
+            </w:tabs>
+          </w:pPr>
+          <w:hyperlink w:anchor="_Toc240428019" w:history="1">
+            <w:r>
+              <w:rPr>
+                <w:rStyle w:val="Hyperlink"/>
+                <w:rFonts w:ascii="Arial" w:hAnsi="Arial" w:cs="Arial"/>
+              </w:rPr>
+              <w:t>Halaman Slot</w:t>
+            </w:r>
+            <w:r>
+              <w:rPr>
+                <w:webHidden/>
+              </w:rPr>
+              <w:tab/>
+            </w:r>
+            <w:r>
+              <w:rPr>
+                <w:webHidden/>
+              </w:rPr>
+              <w:fldChar w:fldCharType="begin"/>
+            </w:r>
+            <w:r>
+              <w:rPr>
+                <w:webHidden/>
+              </w:rPr>
+              <w:instrText xml:space="preserve"> PAGEREF _Toc240428019 \h </w:instrText>
+            </w:r>
+            <w:r>
+              <w:rPr>
+                <w:webHidden/>
+              </w:rPr>
+            </w:r>
+            <w:r>
+              <w:rPr>
+                <w:webHidden/>
+              </w:rPr>
+              <w:fldChar w:fldCharType="separate"/>
+            </w:r>
+            <w:r>
+              <w:rPr>
+                <w:webHidden/>
+              </w:rPr>
+              <w:t>30</w:t>
+            </w:r>
+            <w:r>
+              <w:rPr>
+                <w:webHidden/>
+              </w:rPr>
+              <w:fldChar w:fldCharType="end"/>
+            </w:r>
+          </w:hyperlink>
+        </w:p>
+        <w:p>
+          <w:pPr>
+            <w:pStyle w:val="TOC1"/>
+            <w:tabs>
+              <w:tab w:val="right" w:leader="dot" w:pos="6679"/>
+            </w:tabs>
+          </w:pPr>
+          <w:hyperlink w:anchor="_Toc240428020" w:history="1">
+            <w:r>
+              <w:rPr>
+                <w:rStyle w:val="Hyperlink"/>
+                <w:rFonts w:ascii="Arial" w:hAnsi="Arial" w:cs="Arial"/>
+                <w:b/>
+                <w:bCs/>
+              </w:rPr>
+              <w:t>Halaman Customer</w:t>
+            </w:r>
+            <w:r>
+              <w:rPr>
+                <w:webHidden/>
+              </w:rPr>
+              <w:tab/>
+            </w:r>
+            <w:r>
+              <w:rPr>
+                <w:webHidden/>
+              </w:rPr>
+              <w:fldChar w:fldCharType="begin"/>
+            </w:r>
+            <w:r>
+              <w:rPr>
+                <w:webHidden/>
+              </w:rPr>
+              <w:instrText xml:space="preserve"> PAGEREF _Toc240428020 \h </w:instrText>
+            </w:r>
+            <w:r>
+              <w:rPr>
+                <w:webHidden/>
+              </w:rPr>
+            </w:r>
+            <w:r>
+              <w:rPr>
+                <w:webHidden/>
+              </w:rPr>
+              <w:fldChar w:fldCharType="separate"/>
+            </w:r>
+            <w:r>
+              <w:rPr>
+                <w:webHidden/>
+              </w:rPr>
+              <w:t>31</w:t>
+            </w:r>
+            <w:r>
+              <w:rPr>
+                <w:webHidden/>
+              </w:rPr>
+              <w:fldChar w:fldCharType="end"/>
+            </w:r>
+          </w:hyperlink>
+        </w:p>
+        <w:p>
+          <w:pPr>
+            <w:pStyle w:val="TOC2"/>
+            <w:tabs>
+              <w:tab w:val="right" w:leader="dot" w:pos="6679"/>
+            </w:tabs>
+          </w:pPr>
+          <w:hyperlink w:anchor="_Toc240428021" w:history="1">
+            <w:r>
+              <w:rPr>
+                <w:rStyle w:val="Hyperlink"/>
+                <w:rFonts w:ascii="Arial" w:hAnsi="Arial" w:cs="Arial"/>
+              </w:rPr>
+              <w:t>Halaman Utama</w:t>
+            </w:r>
+            <w:r>
+              <w:rPr>
+                <w:webHidden/>
+              </w:rPr>
+              <w:tab/>
+            </w:r>
+            <w:r>
+              <w:rPr>
+                <w:webHidden/>
+              </w:rPr>
+              <w:fldChar w:fldCharType="begin"/>
+            </w:r>
+            <w:r>
+              <w:rPr>
+                <w:webHidden/>
+              </w:rPr>
+              <w:instrText xml:space="preserve"> PAGEREF _Toc240428021 \h </w:instrText>
+            </w:r>
+            <w:r>
+              <w:rPr>
+                <w:webHidden/>
+              </w:rPr>
+            </w:r>
+            <w:r>
+              <w:rPr>
+                <w:webHidden/>
+              </w:rPr>
+              <w:fldChar w:fldCharType="separate"/>
+            </w:r>
+            <w:r>
+              <w:rPr>
+                <w:webHidden/>
+              </w:rPr>
+              <w:t>31</w:t>
+            </w:r>
+            <w:r>
+              <w:rPr>
+                <w:webHidden/>
+              </w:rPr>
+              <w:fldChar w:fldCharType="end"/>
+            </w:r>
+          </w:hyperlink>
+        </w:p>
+        <w:p>
+          <w:pPr>
+            <w:pStyle w:val="TOC2"/>
+            <w:tabs>
+              <w:tab w:val="right" w:leader="dot" w:pos="6679"/>
+            </w:tabs>
+          </w:pPr>
+          <w:hyperlink w:anchor="_Toc240428022" w:history="1">
+            <w:r>
+              <w:rPr>
+                <w:rStyle w:val="Hyperlink"/>
+                <w:rFonts w:ascii="Arial" w:hAnsi="Arial" w:cs="Arial"/>
+              </w:rPr>
+              <w:t>Halaman Daftar Penerbangan</w:t>
+            </w:r>
+            <w:r>
+              <w:rPr>
+                <w:webHidden/>
+              </w:rPr>
+              <w:tab/>
+            </w:r>
+            <w:r>
+              <w:rPr>
+                <w:webHidden/>
+              </w:rPr>
+              <w:fldChar w:fldCharType="begin"/>
+            </w:r>
+            <w:r>
+              <w:rPr>
+                <w:webHidden/>
+              </w:rPr>
+              <w:instrText xml:space="preserve"> PAGEREF _Toc240428022 \h </w:instrText>
+            </w:r>
+            <w:r>
+              <w:rPr>
+                <w:webHidden/>
+              </w:rPr>
+            </w:r>
+            <w:r>
+              <w:rPr>
+                <w:webHidden/>
+              </w:rPr>
+              <w:fldChar w:fldCharType="separate"/>
+            </w:r>
+            <w:r>
+              <w:rPr>
+                <w:webHidden/>
+              </w:rPr>
+              <w:t>32</w:t>
+            </w:r>
+            <w:r>
+              <w:rPr>
+                <w:webHidden/>
+              </w:rPr>
+              <w:fldChar w:fldCharType="end"/>
+            </w:r>
+          </w:hyperlink>
+        </w:p>
+        <w:p>
+          <w:pPr>
+            <w:pStyle w:val="TOC2"/>
+            <w:tabs>
+              <w:tab w:val="right" w:leader="dot" w:pos="6679"/>
+            </w:tabs>
+          </w:pPr>
+          <w:hyperlink w:anchor="_Toc240428023" w:history="1">
+            <w:r>
+              <w:rPr>
+                <w:rStyle w:val="Hyperlink"/>
+                <w:rFonts w:ascii="Arial" w:hAnsi="Arial" w:cs="Arial"/>
+              </w:rPr>
+              <w:t>Halaman Beli Tiket</w:t>
+            </w:r>
+            <w:r>
+              <w:rPr>
+                <w:webHidden/>
+              </w:rPr>
+              <w:tab/>
+            </w:r>
+            <w:r>
+              <w:rPr>
+                <w:webHidden/>
+              </w:rPr>
+              <w:fldChar w:fldCharType="begin"/>
+            </w:r>
+            <w:r>
+              <w:rPr>
+                <w:webHidden/>
+              </w:rPr>
+              <w:instrText xml:space="preserve"> PAGEREF _Toc240428023 \h </w:instrText>
+            </w:r>
+            <w:r>
+              <w:rPr>
+                <w:webHidden/>
+              </w:rPr>
+            </w:r>
+            <w:r>
+              <w:rPr>
+                <w:webHidden/>
+              </w:rPr>
+              <w:fldChar w:fldCharType="separate"/>
+            </w:r>
+            <w:r>
+              <w:rPr>
+                <w:webHidden/>
+              </w:rPr>
+              <w:t>33</w:t>
+            </w:r>
+            <w:r>
+              <w:rPr>
+                <w:webHidden/>
+              </w:rPr>
+              <w:fldChar w:fldCharType="end"/>
+            </w:r>
+          </w:hyperlink>
+        </w:p>
+        <w:p>
+          <w:pPr>
+            <w:pStyle w:val="TOC1"/>
+            <w:tabs>
+              <w:tab w:val="right" w:leader="dot" w:pos="6679"/>
+            </w:tabs>
+          </w:pPr>
+          <w:hyperlink w:anchor="_Toc240428024" w:history="1">
+            <w:r>
+              <w:rPr>
+                <w:rStyle w:val="Hyperlink"/>
+                <w:rFonts w:ascii="Arial" w:hAnsi="Arial" w:cs="Arial"/>
+                <w:b/>
+                <w:bCs/>
+              </w:rPr>
+              <w:t>Penutup</w:t>
+            </w:r>
+            <w:r>
+              <w:rPr>
+                <w:webHidden/>
+              </w:rPr>
+              <w:tab/>
+            </w:r>
+            <w:r>
+              <w:rPr>
+                <w:webHidden/>
+              </w:rPr>
+              <w:fldChar w:fldCharType="begin"/>
+            </w:r>
+            <w:r>
+              <w:rPr>
+                <w:webHidden/>
+              </w:rPr>
+              <w:instrText xml:space="preserve"> PAGEREF _Toc240428024 \h </w:instrText>
+            </w:r>
+            <w:r>
+              <w:rPr>
+                <w:webHidden/>
+              </w:rPr>
+            </w:r>
+            <w:r>
+              <w:rPr>
+                <w:webHidden/>
+              </w:rPr>
+              <w:fldChar w:fldCharType="separate"/>
+            </w:r>
+            <w:r>
+              <w:rPr>
+                <w:webHidden/>
+              </w:rPr>
+              <w:t>33</w:t>
+            </w:r>
+            <w:r>
+              <w:rPr>
+                <w:webHidden/>
+              </w:rPr>
+              <w:fldChar w:fldCharType="end"/>
+            </w:r>
+          </w:hyperlink>
+        </w:p>
+        <w:p>
+          <w:r>
+            <w:rPr>
+              <w:b/>
+              <w:bCs/>
+            </w:rPr>
+            <w:fldChar w:fldCharType="end"/>
+          </w:r>
+        </w:p>
+      </w:sdtContent>
+    </w:sdt>
     <w:p>
       <w:pPr>
         <w:spacing w:line="276" w:lineRule="auto"/>
@@ -42,6 +993,7 @@
           <w:bCs/>
         </w:rPr>
       </w:pPr>
+      <w:bookmarkStart w:id="0" w:name="_Toc240428011"/>
       <w:r>
         <w:rPr>
           <w:rFonts w:ascii="Arial" w:hAnsi="Arial" w:cs="Arial"/>
@@ -50,6 +1002,7 @@
         </w:rPr>
         <w:t>Halaman Depan</w:t>
       </w:r>
+      <w:bookmarkEnd w:id="0"/>
     </w:p>
     <w:p>
       <w:pPr>
@@ -60,6 +1013,7 @@
           <w:bCs/>
         </w:rPr>
       </w:pPr>
+      <w:bookmarkStart w:id="1" w:name="_Toc240428012"/>
       <w:r>
         <w:rPr>
           <w:rFonts w:ascii="Arial" w:hAnsi="Arial" w:cs="Arial"/>
@@ -68,6 +1022,7 @@
         </w:rPr>
         <w:t>Halaman Login</w:t>
       </w:r>
+      <w:bookmarkEnd w:id="1"/>
     </w:p>
     <w:p>
       <w:pPr>
@@ -80,7 +1035,7 @@
       </w:pPr>
       <w:r>
         <w:drawing>
-          <wp:inline distT="0" distB="0" distL="0" distR="0" wp14:anchorId="0D0A9B28" wp14:editId="1BEB0BBB">
+          <wp:inline distT="0" distB="0" distL="0" distR="0" wp14:anchorId="0D0A9B28" wp14:editId="04A2065D">
             <wp:extent cx="4247515" cy="2774950"/>
             <wp:effectExtent l="0" t="0" r="635" b="6350"/>
             <wp:docPr id="601137527" name="Picture 1"/>
@@ -97,7 +1052,7 @@
                     </pic:cNvPicPr>
                   </pic:nvPicPr>
                   <pic:blipFill>
-                    <a:blip r:embed="rId5" cstate="print">
+                    <a:blip r:embed="rId8" cstate="print">
                       <a:extLst>
                         <a:ext uri="{28A0092B-C50C-407E-A947-70E740481C1C}">
                           <a14:useLocalDpi xmlns:a14="http://schemas.microsoft.com/office/drawing/2010/main" val="0"/>
@@ -145,7 +1100,6 @@
           <w:sz w:val="24"/>
           <w:szCs w:val="24"/>
         </w:rPr>
-        <w:lastRenderedPageBreak/>
         <w:t>Halaman ini ditampilkan saat pertama kali menjalankan aplikasi. Komponen-komponen yang digunakan pada halaman ini antara lain yakni:</w:t>
       </w:r>
     </w:p>
@@ -169,6 +1123,7 @@
           <w:sz w:val="24"/>
           <w:szCs w:val="24"/>
         </w:rPr>
+        <w:lastRenderedPageBreak/>
         <w:t xml:space="preserve">pictureBox: untuk menampilkan gambar, seperti pada gambar </w:t>
       </w:r>
       <w:r>
@@ -317,7 +1272,7 @@
                     <pic:cNvPicPr/>
                   </pic:nvPicPr>
                   <pic:blipFill>
-                    <a:blip r:embed="rId6"/>
+                    <a:blip r:embed="rId9"/>
                     <a:stretch>
                       <a:fillRect/>
                     </a:stretch>
@@ -433,31 +1388,39 @@
           <w:sz w:val="24"/>
           <w:szCs w:val="24"/>
         </w:rPr>
+        <w:t xml:space="preserve">Setelah tombol login berwarna </w:t>
+      </w:r>
+      <w:r>
+        <w:rPr>
+          <w:rFonts w:ascii="Arial" w:hAnsi="Arial" w:cs="Arial"/>
+          <w:sz w:val="24"/>
+          <w:szCs w:val="24"/>
+        </w:rPr>
+        <w:t>merah</w:t>
+      </w:r>
+      <w:r>
+        <w:rPr>
+          <w:rFonts w:ascii="Arial" w:hAnsi="Arial" w:cs="Arial"/>
+          <w:sz w:val="24"/>
+          <w:szCs w:val="24"/>
+        </w:rPr>
+        <w:t xml:space="preserve"> ditekan, maka aplikasi akan melakukan validasi. Apabila username ada dan passwordnya juga benar, maka aplikasi tersebut akan memberikan kita akses untuk menggunakannya sesuai </w:t>
+      </w:r>
+      <w:r>
+        <w:rPr>
+          <w:rFonts w:ascii="Arial" w:hAnsi="Arial" w:cs="Arial"/>
+          <w:sz w:val="24"/>
+          <w:szCs w:val="24"/>
+        </w:rPr>
         <w:lastRenderedPageBreak/>
-        <w:t xml:space="preserve">Setelah tombol login berwarna </w:t>
-      </w:r>
-      <w:r>
-        <w:rPr>
-          <w:rFonts w:ascii="Arial" w:hAnsi="Arial" w:cs="Arial"/>
-          <w:sz w:val="24"/>
-          <w:szCs w:val="24"/>
-        </w:rPr>
-        <w:t>merah</w:t>
-      </w:r>
-      <w:r>
-        <w:rPr>
-          <w:rFonts w:ascii="Arial" w:hAnsi="Arial" w:cs="Arial"/>
-          <w:sz w:val="24"/>
-          <w:szCs w:val="24"/>
-        </w:rPr>
-        <w:t xml:space="preserve"> ditekan, maka aplikasi akan melakukan validasi. Apabila username ada dan passwordnya juga benar, maka aplikasi tersebut akan memberikan kita akses untuk menggunakannya sesuai dengan status pada akun yang kita gunakan untuk login.</w:t>
+        <w:t>dengan status pada akun yang kita gunakan untuk login.</w:t>
       </w:r>
       <w:r>
         <w:t xml:space="preserve"> </w:t>
       </w:r>
       <w:r>
         <w:drawing>
-          <wp:inline distT="0" distB="0" distL="0" distR="0" wp14:anchorId="72475C27" wp14:editId="47F1A245">
+          <wp:inline distT="0" distB="0" distL="0" distR="0" wp14:anchorId="72475C27" wp14:editId="052C03FF">
             <wp:extent cx="4247515" cy="996315"/>
             <wp:effectExtent l="0" t="0" r="635" b="0"/>
             <wp:docPr id="551802598" name="Picture 1"/>
@@ -474,7 +1437,7 @@
                     </pic:cNvPicPr>
                   </pic:nvPicPr>
                   <pic:blipFill>
-                    <a:blip r:embed="rId7" cstate="print">
+                    <a:blip r:embed="rId10" cstate="print">
                       <a:extLst>
                         <a:ext uri="{28A0092B-C50C-407E-A947-70E740481C1C}">
                           <a14:useLocalDpi xmlns:a14="http://schemas.microsoft.com/office/drawing/2010/main" val="0"/>
@@ -623,7 +1586,7 @@
       </w:pPr>
       <w:r>
         <w:drawing>
-          <wp:inline distT="0" distB="0" distL="0" distR="0" wp14:anchorId="0E56ACD7" wp14:editId="4651B74B">
+          <wp:inline distT="0" distB="0" distL="0" distR="0" wp14:anchorId="0E56ACD7" wp14:editId="3ED1796C">
             <wp:extent cx="4247515" cy="996315"/>
             <wp:effectExtent l="0" t="0" r="635" b="0"/>
             <wp:docPr id="1046459164" name="Picture 2"/>
@@ -640,7 +1603,7 @@
                     </pic:cNvPicPr>
                   </pic:nvPicPr>
                   <pic:blipFill>
-                    <a:blip r:embed="rId8" cstate="print">
+                    <a:blip r:embed="rId11" cstate="print">
                       <a:extLst>
                         <a:ext uri="{28A0092B-C50C-407E-A947-70E740481C1C}">
                           <a14:useLocalDpi xmlns:a14="http://schemas.microsoft.com/office/drawing/2010/main" val="0"/>
@@ -704,7 +1667,7 @@
                     <pic:cNvPicPr/>
                   </pic:nvPicPr>
                   <pic:blipFill>
-                    <a:blip r:embed="rId9"/>
+                    <a:blip r:embed="rId12"/>
                     <a:stretch>
                       <a:fillRect/>
                     </a:stretch>
@@ -817,7 +1780,7 @@
                     </pic:cNvPicPr>
                   </pic:nvPicPr>
                   <pic:blipFill>
-                    <a:blip r:embed="rId10" cstate="print">
+                    <a:blip r:embed="rId13" cstate="print">
                       <a:extLst>
                         <a:ext uri="{28A0092B-C50C-407E-A947-70E740481C1C}">
                           <a14:useLocalDpi xmlns:a14="http://schemas.microsoft.com/office/drawing/2010/main" val="0"/>
@@ -986,7 +1949,7 @@
                     </pic:cNvPicPr>
                   </pic:nvPicPr>
                   <pic:blipFill>
-                    <a:blip r:embed="rId11">
+                    <a:blip r:embed="rId14">
                       <a:extLst>
                         <a:ext uri="{28A0092B-C50C-407E-A947-70E740481C1C}">
                           <a14:useLocalDpi xmlns:a14="http://schemas.microsoft.com/office/drawing/2010/main" val="0"/>
@@ -1118,7 +2081,7 @@
                     <pic:cNvPicPr/>
                   </pic:nvPicPr>
                   <pic:blipFill>
-                    <a:blip r:embed="rId12"/>
+                    <a:blip r:embed="rId15"/>
                     <a:stretch>
                       <a:fillRect/>
                     </a:stretch>
@@ -1330,7 +2293,7 @@
                     <pic:cNvPicPr/>
                   </pic:nvPicPr>
                   <pic:blipFill>
-                    <a:blip r:embed="rId13"/>
+                    <a:blip r:embed="rId16"/>
                     <a:stretch>
                       <a:fillRect/>
                     </a:stretch>
@@ -1431,7 +2394,7 @@
                     </pic:cNvPicPr>
                   </pic:nvPicPr>
                   <pic:blipFill>
-                    <a:blip r:embed="rId14" cstate="print">
+                    <a:blip r:embed="rId17" cstate="print">
                       <a:extLst>
                         <a:ext uri="{28A0092B-C50C-407E-A947-70E740481C1C}">
                           <a14:useLocalDpi xmlns:a14="http://schemas.microsoft.com/office/drawing/2010/main" val="0"/>
@@ -1580,7 +2543,7 @@
                     </pic:cNvPicPr>
                   </pic:nvPicPr>
                   <pic:blipFill>
-                    <a:blip r:embed="rId15">
+                    <a:blip r:embed="rId18">
                       <a:extLst>
                         <a:ext uri="{28A0092B-C50C-407E-A947-70E740481C1C}">
                           <a14:useLocalDpi xmlns:a14="http://schemas.microsoft.com/office/drawing/2010/main" val="0"/>
@@ -1714,7 +2677,7 @@
                     <pic:cNvPicPr/>
                   </pic:nvPicPr>
                   <pic:blipFill>
-                    <a:blip r:embed="rId16"/>
+                    <a:blip r:embed="rId19"/>
                     <a:stretch>
                       <a:fillRect/>
                     </a:stretch>
@@ -1836,7 +2799,7 @@
                     </pic:cNvPicPr>
                   </pic:nvPicPr>
                   <pic:blipFill>
-                    <a:blip r:embed="rId17">
+                    <a:blip r:embed="rId20">
                       <a:extLst>
                         <a:ext uri="{28A0092B-C50C-407E-A947-70E740481C1C}">
                           <a14:useLocalDpi xmlns:a14="http://schemas.microsoft.com/office/drawing/2010/main" val="0"/>
@@ -1955,7 +2918,7 @@
                     <pic:cNvPicPr/>
                   </pic:nvPicPr>
                   <pic:blipFill>
-                    <a:blip r:embed="rId18"/>
+                    <a:blip r:embed="rId21"/>
                     <a:stretch>
                       <a:fillRect/>
                     </a:stretch>
@@ -2071,7 +3034,7 @@
                     <pic:cNvPicPr/>
                   </pic:nvPicPr>
                   <pic:blipFill>
-                    <a:blip r:embed="rId19"/>
+                    <a:blip r:embed="rId22"/>
                     <a:stretch>
                       <a:fillRect/>
                     </a:stretch>
@@ -2250,7 +3213,7 @@
                     <pic:cNvPicPr/>
                   </pic:nvPicPr>
                   <pic:blipFill>
-                    <a:blip r:embed="rId20"/>
+                    <a:blip r:embed="rId23"/>
                     <a:stretch>
                       <a:fillRect/>
                     </a:stretch>
@@ -2416,7 +3379,7 @@
                     <pic:cNvPicPr/>
                   </pic:nvPicPr>
                   <pic:blipFill>
-                    <a:blip r:embed="rId21"/>
+                    <a:blip r:embed="rId24"/>
                     <a:stretch>
                       <a:fillRect/>
                     </a:stretch>
@@ -2534,7 +3497,7 @@
           <w:szCs w:val="24"/>
         </w:rPr>
         <w:drawing>
-          <wp:inline distT="0" distB="0" distL="0" distR="0" wp14:anchorId="7C49B651" wp14:editId="78F41189">
+          <wp:inline distT="0" distB="0" distL="0" distR="0" wp14:anchorId="7C49B651" wp14:editId="5CB24A19">
             <wp:extent cx="4244340" cy="2774950"/>
             <wp:effectExtent l="0" t="0" r="3810" b="6350"/>
             <wp:docPr id="1685145980" name="Picture 2"/>
@@ -2551,7 +3514,7 @@
                     </pic:cNvPicPr>
                   </pic:nvPicPr>
                   <pic:blipFill>
-                    <a:blip r:embed="rId22" cstate="print">
+                    <a:blip r:embed="rId25" cstate="print">
                       <a:extLst>
                         <a:ext uri="{28A0092B-C50C-407E-A947-70E740481C1C}">
                           <a14:useLocalDpi xmlns:a14="http://schemas.microsoft.com/office/drawing/2010/main" val="0"/>
@@ -2727,7 +3690,7 @@
                     </pic:cNvPicPr>
                   </pic:nvPicPr>
                   <pic:blipFill>
-                    <a:blip r:embed="rId23">
+                    <a:blip r:embed="rId26">
                       <a:extLst>
                         <a:ext uri="{28A0092B-C50C-407E-A947-70E740481C1C}">
                           <a14:useLocalDpi xmlns:a14="http://schemas.microsoft.com/office/drawing/2010/main" val="0"/>
@@ -2933,7 +3896,7 @@
                     <pic:cNvPicPr/>
                   </pic:nvPicPr>
                   <pic:blipFill>
-                    <a:blip r:embed="rId24"/>
+                    <a:blip r:embed="rId27"/>
                     <a:stretch>
                       <a:fillRect/>
                     </a:stretch>
@@ -2998,6 +3961,7 @@
           <w:bCs/>
         </w:rPr>
       </w:pPr>
+      <w:bookmarkStart w:id="2" w:name="_Toc240428013"/>
       <w:r>
         <w:rPr>
           <w:rFonts w:ascii="Arial" w:hAnsi="Arial" w:cs="Arial"/>
@@ -3007,6 +3971,7 @@
         <w:lastRenderedPageBreak/>
         <w:t>Halaman Register</w:t>
       </w:r>
+      <w:bookmarkEnd w:id="2"/>
     </w:p>
     <w:p>
       <w:pPr>
@@ -3019,7 +3984,7 @@
       </w:pPr>
       <w:r>
         <w:drawing>
-          <wp:inline distT="0" distB="0" distL="0" distR="0" wp14:anchorId="285B742D" wp14:editId="31A09800">
+          <wp:inline distT="0" distB="0" distL="0" distR="0" wp14:anchorId="285B742D" wp14:editId="6ED42C3E">
             <wp:extent cx="4247515" cy="2639060"/>
             <wp:effectExtent l="0" t="0" r="635" b="8890"/>
             <wp:docPr id="582848482" name="Picture 3"/>
@@ -3036,7 +4001,7 @@
                     </pic:cNvPicPr>
                   </pic:nvPicPr>
                   <pic:blipFill>
-                    <a:blip r:embed="rId25" cstate="print">
+                    <a:blip r:embed="rId28" cstate="print">
                       <a:extLst>
                         <a:ext uri="{28A0092B-C50C-407E-A947-70E740481C1C}">
                           <a14:useLocalDpi xmlns:a14="http://schemas.microsoft.com/office/drawing/2010/main" val="0"/>
@@ -3119,6 +4084,61 @@
           <w:sz w:val="24"/>
           <w:szCs w:val="24"/>
         </w:rPr>
+        <w:t xml:space="preserve">Halaman ini merupakan halaman yang dapat digunakan untuk membuat sebuah akun baru di aplikasi BromoAirlines. Akun yang berhasil dibuat nantinya akan disimpan ke dalam database </w:t>
+      </w:r>
+      <w:r>
+        <w:rPr>
+          <w:rFonts w:ascii="Arial" w:hAnsi="Arial" w:cs="Arial"/>
+          <w:b/>
+          <w:bCs/>
+          <w:sz w:val="24"/>
+          <w:szCs w:val="24"/>
+        </w:rPr>
+        <w:t>BromoAirlines</w:t>
+      </w:r>
+      <w:r>
+        <w:rPr>
+          <w:rFonts w:ascii="Arial" w:hAnsi="Arial" w:cs="Arial"/>
+          <w:sz w:val="24"/>
+          <w:szCs w:val="24"/>
+        </w:rPr>
+        <w:t xml:space="preserve">, tepatnya pada tabel </w:t>
+      </w:r>
+      <w:r>
+        <w:rPr>
+          <w:rFonts w:ascii="Arial" w:hAnsi="Arial" w:cs="Arial"/>
+          <w:b/>
+          <w:bCs/>
+          <w:sz w:val="24"/>
+          <w:szCs w:val="24"/>
+        </w:rPr>
+        <w:t>Akun</w:t>
+      </w:r>
+      <w:r>
+        <w:rPr>
+          <w:rFonts w:ascii="Arial" w:hAnsi="Arial" w:cs="Arial"/>
+          <w:sz w:val="24"/>
+          <w:szCs w:val="24"/>
+        </w:rPr>
+        <w:t>.</w:t>
+      </w:r>
+    </w:p>
+    <w:p>
+      <w:pPr>
+        <w:spacing w:line="276" w:lineRule="auto"/>
+        <w:ind w:firstLine="567"/>
+        <w:rPr>
+          <w:rFonts w:ascii="Arial" w:hAnsi="Arial" w:cs="Arial"/>
+          <w:sz w:val="24"/>
+          <w:szCs w:val="24"/>
+        </w:rPr>
+      </w:pPr>
+      <w:r>
+        <w:rPr>
+          <w:rFonts w:ascii="Arial" w:hAnsi="Arial" w:cs="Arial"/>
+          <w:sz w:val="24"/>
+          <w:szCs w:val="24"/>
+        </w:rPr>
         <w:t>Pada halaman ini, terdapat beberapa komponen-komponen yang digunakan, antara lain:</w:t>
       </w:r>
     </w:p>
@@ -3188,6 +4208,7 @@
           <w:sz w:val="24"/>
           <w:szCs w:val="24"/>
         </w:rPr>
+        <w:lastRenderedPageBreak/>
         <w:t>dateTimePicker: untuk memilih tanggal, seperti yang terletak di sebelah label tanggal lahir.</w:t>
       </w:r>
     </w:p>
@@ -3234,7 +4255,6 @@
           <w:sz w:val="24"/>
           <w:szCs w:val="24"/>
         </w:rPr>
-        <w:lastRenderedPageBreak/>
         <w:t>pictureBox: untuk menampilkan gambar, seperti pada gambar gunung bromo di bagian kanan.</w:t>
       </w:r>
     </w:p>
@@ -3340,7 +4360,7 @@
                     <pic:cNvPicPr/>
                   </pic:nvPicPr>
                   <pic:blipFill>
-                    <a:blip r:embed="rId26"/>
+                    <a:blip r:embed="rId29"/>
                     <a:stretch>
                       <a:fillRect/>
                     </a:stretch>
@@ -3509,6 +4529,7 @@
           <w:sz w:val="24"/>
           <w:szCs w:val="24"/>
         </w:rPr>
+        <w:lastRenderedPageBreak/>
         <w:t xml:space="preserve">Saat kita melihat tampilan kode pada file tersebut, maka kita akan menemukan bahwa terdapat suatu proses atau alur yang dilakukan secara urut. Pertama-tama, variabel </w:t>
       </w:r>
       <w:r>
@@ -3527,16 +4548,7 @@
           <w:sz w:val="24"/>
           <w:szCs w:val="24"/>
         </w:rPr>
-        <w:t xml:space="preserve"> akan </w:t>
-      </w:r>
-      <w:r>
-        <w:rPr>
-          <w:rFonts w:ascii="Arial" w:hAnsi="Arial" w:cs="Arial"/>
-          <w:sz w:val="24"/>
-          <w:szCs w:val="24"/>
-        </w:rPr>
-        <w:lastRenderedPageBreak/>
-        <w:t>membuat instansi mode database baru agar dapat dihubungkan dengan database BromoAirlines:</w:t>
+        <w:t xml:space="preserve"> akan membuat instansi mode database baru agar dapat dihubungkan dengan database BromoAirlines:</w:t>
       </w:r>
     </w:p>
     <w:p>
@@ -3570,7 +4582,7 @@
                     <pic:cNvPicPr/>
                   </pic:nvPicPr>
                   <pic:blipFill>
-                    <a:blip r:embed="rId27"/>
+                    <a:blip r:embed="rId30"/>
                     <a:stretch>
                       <a:fillRect/>
                     </a:stretch>
@@ -3707,7 +4719,7 @@
                     <pic:cNvPicPr/>
                   </pic:nvPicPr>
                   <pic:blipFill>
-                    <a:blip r:embed="rId28"/>
+                    <a:blip r:embed="rId31"/>
                     <a:stretch>
                       <a:fillRect/>
                     </a:stretch>
@@ -3734,24 +4746,49 @@
         <w:ind w:firstLine="567"/>
         <w:rPr>
           <w:rFonts w:ascii="Arial" w:hAnsi="Arial" w:cs="Arial"/>
-          <w:color w:val="EE0000"/>
-          <w:sz w:val="24"/>
-          <w:szCs w:val="24"/>
-        </w:rPr>
-      </w:pPr>
-      <w:r>
-        <w:rPr>
-          <w:rFonts w:ascii="Arial" w:hAnsi="Arial" w:cs="Arial"/>
-          <w:color w:val="EE0000"/>
-          <w:sz w:val="24"/>
-          <w:szCs w:val="24"/>
-        </w:rPr>
-        <w:t>To be Continued :)</w:t>
+          <w:sz w:val="24"/>
+          <w:szCs w:val="24"/>
+        </w:rPr>
+      </w:pPr>
+      <w:r>
+        <w:rPr>
+          <w:rFonts w:ascii="Arial" w:hAnsi="Arial" w:cs="Arial"/>
+          <w:sz w:val="24"/>
+          <w:szCs w:val="24"/>
+        </w:rPr>
+        <w:t>Baris kode berikutnya, aplikasi akan melakukan validasi nomor telepon yang dimasukkan. Di sini, apabila nomor telepon yang kita masukkan memiliki digit kurang dari 10 atau lebih dari 15, maka akan muncul sebuah kotak pesan dengan tulisan “Nomor telepon harus 10 – 15 digit”.</w:t>
       </w:r>
     </w:p>
     <w:p>
       <w:pPr>
         <w:spacing w:line="276" w:lineRule="auto"/>
+        <w:ind w:firstLine="567"/>
+        <w:rPr>
+          <w:rFonts w:ascii="Arial" w:hAnsi="Arial" w:cs="Arial"/>
+          <w:sz w:val="24"/>
+          <w:szCs w:val="24"/>
+        </w:rPr>
+      </w:pPr>
+      <w:r>
+        <w:rPr>
+          <w:rFonts w:ascii="Arial" w:hAnsi="Arial" w:cs="Arial"/>
+          <w:sz w:val="24"/>
+          <w:szCs w:val="24"/>
+        </w:rPr>
+        <w:t>Sehingga, apabila nomor telepon yang dimasukkan memiliki 10 – 15 digit, maka aplikasi akan tetap berjalan. Setelah itu, sistem akan melakukan validasi password. Password yang dimasu</w:t>
+      </w:r>
+      <w:r>
+        <w:rPr>
+          <w:rFonts w:ascii="Arial" w:hAnsi="Arial" w:cs="Arial"/>
+          <w:sz w:val="24"/>
+          <w:szCs w:val="24"/>
+        </w:rPr>
+        <w:t>kkan harus memiliki minimal 8 karakter. Jika kurang dari itu, maka akan muncul kotak pesan dengan tulisan “Password minimal 8 karakter”:</w:t>
+      </w:r>
+    </w:p>
+    <w:p>
+      <w:pPr>
+        <w:spacing w:line="276" w:lineRule="auto"/>
         <w:rPr>
           <w:rFonts w:ascii="Arial" w:hAnsi="Arial" w:cs="Arial"/>
           <w:sz w:val="24"/>
@@ -3765,10 +4802,10 @@
           <w:szCs w:val="24"/>
         </w:rPr>
         <w:drawing>
-          <wp:inline distT="0" distB="0" distL="0" distR="0" wp14:anchorId="7E2A5FED" wp14:editId="5349A8AF">
-            <wp:extent cx="4247515" cy="1246505"/>
+          <wp:inline distT="0" distB="0" distL="0" distR="0" wp14:anchorId="7461518A" wp14:editId="30BDF49E">
+            <wp:extent cx="4247515" cy="1683385"/>
             <wp:effectExtent l="0" t="0" r="635" b="0"/>
-            <wp:docPr id="1500062798" name="Picture 1"/>
+            <wp:docPr id="366702495" name="Picture 1"/>
             <wp:cNvGraphicFramePr>
               <a:graphicFrameLocks xmlns:a="http://schemas.openxmlformats.org/drawingml/2006/main" noChangeAspect="1"/>
             </wp:cNvGraphicFramePr>
@@ -3776,11 +4813,11 @@
               <a:graphicData uri="http://schemas.openxmlformats.org/drawingml/2006/picture">
                 <pic:pic xmlns:pic="http://schemas.openxmlformats.org/drawingml/2006/picture">
                   <pic:nvPicPr>
-                    <pic:cNvPr id="1500062798" name=""/>
+                    <pic:cNvPr id="366702495" name=""/>
                     <pic:cNvPicPr/>
                   </pic:nvPicPr>
                   <pic:blipFill>
-                    <a:blip r:embed="rId29"/>
+                    <a:blip r:embed="rId32"/>
                     <a:stretch>
                       <a:fillRect/>
                     </a:stretch>
@@ -3788,7 +4825,7 @@
                   <pic:spPr>
                     <a:xfrm>
                       <a:off x="0" y="0"/>
-                      <a:ext cx="4247515" cy="1246505"/>
+                      <a:ext cx="4247515" cy="1683385"/>
                     </a:xfrm>
                     <a:prstGeom prst="rect">
                       <a:avLst/>
@@ -3817,7 +4854,46 @@
           <w:sz w:val="24"/>
           <w:szCs w:val="24"/>
         </w:rPr>
-        <w:t>S</w:t>
+        <w:lastRenderedPageBreak/>
+        <w:t>Kemudian, aplikasi juga akan melakukan validasi umur dengan cara mengurangi tahun pada hari ini dengan tahun yang kita isi pada komponen “dateTimePicker” sebelah label “tanggal lahir”. Lalu, hasil pengurangan umur tersebut akan disimpan ke dalam variabel umur.</w:t>
+      </w:r>
+    </w:p>
+    <w:p>
+      <w:pPr>
+        <w:spacing w:line="276" w:lineRule="auto"/>
+        <w:ind w:firstLine="567"/>
+        <w:rPr>
+          <w:rFonts w:ascii="Arial" w:hAnsi="Arial" w:cs="Arial"/>
+          <w:sz w:val="24"/>
+          <w:szCs w:val="24"/>
+        </w:rPr>
+      </w:pPr>
+      <w:r>
+        <w:rPr>
+          <w:rFonts w:ascii="Arial" w:hAnsi="Arial" w:cs="Arial"/>
+          <w:sz w:val="24"/>
+          <w:szCs w:val="24"/>
+        </w:rPr>
+        <w:t>Setelah itu, kode pada baris berikutnya akan menyamakan tahun ini dengan tahun lahir. Tujuannya ialah agar aplikasi dapat menghitung genapnya tanggal lahir. Kemudian, nilai pada variabel umur akan dikurangi sebanyak 1.</w:t>
+      </w:r>
+    </w:p>
+    <w:p>
+      <w:pPr>
+        <w:spacing w:line="276" w:lineRule="auto"/>
+        <w:ind w:firstLine="567"/>
+        <w:rPr>
+          <w:rFonts w:ascii="Arial" w:hAnsi="Arial" w:cs="Arial"/>
+          <w:sz w:val="24"/>
+          <w:szCs w:val="24"/>
+        </w:rPr>
+      </w:pPr>
+      <w:r>
+        <w:rPr>
+          <w:rFonts w:ascii="Arial" w:hAnsi="Arial" w:cs="Arial"/>
+          <w:sz w:val="24"/>
+          <w:szCs w:val="24"/>
+        </w:rPr>
+        <w:t>Lalu, aplikasi akan melakukan pengecekan. Jika umur kurang dari 17 tahun, maka akan muncul kotak pesan bertulisan “Umur minimal 17 tahun!”:</w:t>
       </w:r>
     </w:p>
     <w:p>
@@ -3851,7 +4927,7 @@
                     <pic:cNvPicPr/>
                   </pic:nvPicPr>
                   <pic:blipFill>
-                    <a:blip r:embed="rId30"/>
+                    <a:blip r:embed="rId33"/>
                     <a:stretch>
                       <a:fillRect/>
                     </a:stretch>
@@ -3888,12 +4964,95 @@
           <w:sz w:val="24"/>
           <w:szCs w:val="24"/>
         </w:rPr>
-        <w:t>S</w:t>
+        <w:t>Terakhir, aplikasi akan membuat instansi tabel Akun agar bisa dimodifikasi</w:t>
+      </w:r>
+      <w:r>
+        <w:rPr>
+          <w:rFonts w:ascii="Arial" w:hAnsi="Arial" w:cs="Arial"/>
+          <w:sz w:val="24"/>
+          <w:szCs w:val="24"/>
+        </w:rPr>
+        <w:t xml:space="preserve">, dimana disimpan ke dalam variabel </w:t>
+      </w:r>
+      <w:r>
+        <w:rPr>
+          <w:rFonts w:ascii="Arial" w:hAnsi="Arial" w:cs="Arial"/>
+          <w:b/>
+          <w:bCs/>
+          <w:sz w:val="24"/>
+          <w:szCs w:val="24"/>
+        </w:rPr>
+        <w:t>akunBaru</w:t>
+      </w:r>
+      <w:r>
+        <w:rPr>
+          <w:rFonts w:ascii="Arial" w:hAnsi="Arial" w:cs="Arial"/>
+          <w:sz w:val="24"/>
+          <w:szCs w:val="24"/>
+        </w:rPr>
+        <w:t>. Kemudian</w:t>
+      </w:r>
+      <w:r>
+        <w:rPr>
+          <w:rFonts w:ascii="Arial" w:hAnsi="Arial" w:cs="Arial"/>
+          <w:sz w:val="24"/>
+          <w:szCs w:val="24"/>
+        </w:rPr>
+        <w:t xml:space="preserve">, kolom </w:t>
+      </w:r>
+      <w:r>
+        <w:rPr>
+          <w:rFonts w:ascii="Arial" w:hAnsi="Arial" w:cs="Arial"/>
+          <w:sz w:val="24"/>
+          <w:szCs w:val="24"/>
+        </w:rPr>
+        <w:t>u</w:t>
+      </w:r>
+      <w:r>
+        <w:rPr>
+          <w:rFonts w:ascii="Arial" w:hAnsi="Arial" w:cs="Arial"/>
+          <w:sz w:val="24"/>
+          <w:szCs w:val="24"/>
+        </w:rPr>
+        <w:t xml:space="preserve">sername, </w:t>
+      </w:r>
+      <w:r>
+        <w:rPr>
+          <w:rFonts w:ascii="Arial" w:hAnsi="Arial" w:cs="Arial"/>
+          <w:sz w:val="24"/>
+          <w:szCs w:val="24"/>
+        </w:rPr>
+        <w:t>n</w:t>
+      </w:r>
+      <w:r>
+        <w:rPr>
+          <w:rFonts w:ascii="Arial" w:hAnsi="Arial" w:cs="Arial"/>
+          <w:sz w:val="24"/>
+          <w:szCs w:val="24"/>
+        </w:rPr>
+        <w:t xml:space="preserve">ama, </w:t>
+      </w:r>
+      <w:r>
+        <w:rPr>
+          <w:rFonts w:ascii="Arial" w:hAnsi="Arial" w:cs="Arial"/>
+          <w:sz w:val="24"/>
+          <w:szCs w:val="24"/>
+        </w:rPr>
+        <w:t>t</w:t>
+      </w:r>
+      <w:r>
+        <w:rPr>
+          <w:rFonts w:ascii="Arial" w:hAnsi="Arial" w:cs="Arial"/>
+          <w:sz w:val="24"/>
+          <w:szCs w:val="24"/>
+        </w:rPr>
+        <w:t>anggalLahir, dan seterusnya akan diisi dengan data yang telah kita masukkan sebelumnya.</w:t>
       </w:r>
     </w:p>
     <w:p>
       <w:pPr>
         <w:spacing w:line="276" w:lineRule="auto"/>
+        <w:ind w:firstLine="567"/>
         <w:rPr>
           <w:rFonts w:ascii="Arial" w:hAnsi="Arial" w:cs="Arial"/>
           <w:sz w:val="24"/>
@@ -3907,11 +5066,89 @@
           <w:szCs w:val="24"/>
         </w:rPr>
         <w:lastRenderedPageBreak/>
+        <w:t xml:space="preserve">Perlu diperhatikan bahwa disini, kolom </w:t>
+      </w:r>
+      <w:r>
+        <w:rPr>
+          <w:rFonts w:ascii="JetBrains Mono" w:hAnsi="JetBrains Mono" w:cs="JetBrains Mono"/>
+          <w:sz w:val="24"/>
+          <w:szCs w:val="24"/>
+        </w:rPr>
+        <w:t>m</w:t>
+      </w:r>
+      <w:r>
+        <w:rPr>
+          <w:rFonts w:ascii="JetBrains Mono" w:hAnsi="JetBrains Mono" w:cs="JetBrains Mono"/>
+          <w:sz w:val="24"/>
+          <w:szCs w:val="24"/>
+        </w:rPr>
+        <w:t>erupakanAdmin</w:t>
+      </w:r>
+      <w:r>
+        <w:rPr>
+          <w:rFonts w:ascii="Arial" w:hAnsi="Arial" w:cs="Arial"/>
+          <w:sz w:val="24"/>
+          <w:szCs w:val="24"/>
+        </w:rPr>
+        <w:t xml:space="preserve"> akan diisi dengan nilai </w:t>
+      </w:r>
+      <w:r>
+        <w:rPr>
+          <w:rFonts w:ascii="Arial" w:hAnsi="Arial" w:cs="Arial"/>
+          <w:b/>
+          <w:bCs/>
+          <w:sz w:val="24"/>
+          <w:szCs w:val="24"/>
+        </w:rPr>
+        <w:t>false</w:t>
+      </w:r>
+      <w:r>
+        <w:rPr>
+          <w:rFonts w:ascii="Arial" w:hAnsi="Arial" w:cs="Arial"/>
+          <w:sz w:val="24"/>
+          <w:szCs w:val="24"/>
+        </w:rPr>
+        <w:t xml:space="preserve">, yang artinya akun yang kita buat merupakan pengguna biasa (customer). Namun, jika kita ingin mengubahnya agar bisa menjadi admin, maka kita perlu menggantinya menjadi </w:t>
+      </w:r>
+      <w:r>
+        <w:rPr>
+          <w:rFonts w:ascii="Arial" w:hAnsi="Arial" w:cs="Arial"/>
+          <w:b/>
+          <w:bCs/>
+          <w:sz w:val="24"/>
+          <w:szCs w:val="24"/>
+        </w:rPr>
+        <w:t>true</w:t>
+      </w:r>
+      <w:r>
+        <w:rPr>
+          <w:rFonts w:ascii="Arial" w:hAnsi="Arial" w:cs="Arial"/>
+          <w:sz w:val="24"/>
+          <w:szCs w:val="24"/>
+        </w:rPr>
+        <w:t xml:space="preserve"> pada baris di paling bawah seperti pada gambar berikut ini:</w:t>
+      </w:r>
+    </w:p>
+    <w:p>
+      <w:pPr>
+        <w:spacing w:line="276" w:lineRule="auto"/>
+        <w:rPr>
+          <w:rFonts w:ascii="Arial" w:hAnsi="Arial" w:cs="Arial"/>
+          <w:sz w:val="24"/>
+          <w:szCs w:val="24"/>
+        </w:rPr>
+      </w:pPr>
+      <w:r>
+        <w:rPr>
+          <w:rFonts w:ascii="Arial" w:hAnsi="Arial" w:cs="Arial"/>
+          <w:sz w:val="24"/>
+          <w:szCs w:val="24"/>
+        </w:rPr>
         <w:drawing>
-          <wp:inline distT="0" distB="0" distL="0" distR="0" wp14:anchorId="347B2CD9" wp14:editId="6185CDA0">
-            <wp:extent cx="4247515" cy="2309495"/>
-            <wp:effectExtent l="0" t="0" r="635" b="0"/>
-            <wp:docPr id="749539323" name="Picture 1"/>
+          <wp:inline distT="0" distB="0" distL="0" distR="0" wp14:anchorId="2DBC58F5" wp14:editId="20116FF5">
+            <wp:extent cx="4247515" cy="1958340"/>
+            <wp:effectExtent l="0" t="0" r="635" b="3810"/>
+            <wp:docPr id="935010442" name="Picture 1"/>
             <wp:cNvGraphicFramePr>
               <a:graphicFrameLocks xmlns:a="http://schemas.openxmlformats.org/drawingml/2006/main" noChangeAspect="1"/>
             </wp:cNvGraphicFramePr>
@@ -3919,11 +5156,11 @@
               <a:graphicData uri="http://schemas.openxmlformats.org/drawingml/2006/picture">
                 <pic:pic xmlns:pic="http://schemas.openxmlformats.org/drawingml/2006/picture">
                   <pic:nvPicPr>
-                    <pic:cNvPr id="749539323" name=""/>
+                    <pic:cNvPr id="935010442" name=""/>
                     <pic:cNvPicPr/>
                   </pic:nvPicPr>
                   <pic:blipFill>
-                    <a:blip r:embed="rId31"/>
+                    <a:blip r:embed="rId34"/>
                     <a:stretch>
                       <a:fillRect/>
                     </a:stretch>
@@ -3931,7 +5168,7 @@
                   <pic:spPr>
                     <a:xfrm>
                       <a:off x="0" y="0"/>
-                      <a:ext cx="4247515" cy="2309495"/>
+                      <a:ext cx="4247515" cy="1958340"/>
                     </a:xfrm>
                     <a:prstGeom prst="rect">
                       <a:avLst/>
@@ -3960,29 +5197,65 @@
           <w:sz w:val="24"/>
           <w:szCs w:val="24"/>
         </w:rPr>
-        <w:t>S</w:t>
+        <w:t>Dan terakhir, tabel Akun akan menambahkan baris baru menggunakan instansi yang telah kita buat sebelumnya. Lalu, baris tersebut akan disimpan secara permanen ke dalam database.</w:t>
       </w:r>
     </w:p>
     <w:p>
       <w:pPr>
         <w:spacing w:line="276" w:lineRule="auto"/>
-        <w:rPr>
-          <w:rFonts w:ascii="Arial" w:hAnsi="Arial" w:cs="Arial"/>
-          <w:sz w:val="24"/>
-          <w:szCs w:val="24"/>
-        </w:rPr>
-      </w:pPr>
-      <w:r>
-        <w:rPr>
-          <w:rFonts w:ascii="Arial" w:hAnsi="Arial" w:cs="Arial"/>
-          <w:sz w:val="24"/>
-          <w:szCs w:val="24"/>
-        </w:rPr>
+        <w:ind w:firstLine="567"/>
+        <w:rPr>
+          <w:rFonts w:ascii="Arial" w:hAnsi="Arial" w:cs="Arial"/>
+          <w:sz w:val="24"/>
+          <w:szCs w:val="24"/>
+        </w:rPr>
+      </w:pPr>
+      <w:r>
+        <w:rPr>
+          <w:rFonts w:ascii="Arial" w:hAnsi="Arial" w:cs="Arial"/>
+          <w:sz w:val="24"/>
+          <w:szCs w:val="24"/>
+        </w:rPr>
+        <w:t>Kemudian, sebuah kotak pesan akan muncul dan menampilkan tulisan “</w:t>
+      </w:r>
+      <w:r>
+        <w:rPr>
+          <w:rFonts w:ascii="Arial" w:hAnsi="Arial" w:cs="Arial"/>
+          <w:sz w:val="24"/>
+          <w:szCs w:val="24"/>
+        </w:rPr>
+        <w:t>b</w:t>
+      </w:r>
+      <w:r>
+        <w:rPr>
+          <w:rFonts w:ascii="Arial" w:hAnsi="Arial" w:cs="Arial"/>
+          <w:sz w:val="24"/>
+          <w:szCs w:val="24"/>
+        </w:rPr>
+        <w:t>erhasil membuat akun baru. Silahkan login”. Lalu, aplikasi akan membuat instansi halaman login dan menampilkannya. Kemudian menyembunyikan halaman saat ini, yakni halaman register. Sehingga seolah-olah terlihat seperti kita berpindah halaman.</w:t>
+      </w:r>
+    </w:p>
+    <w:p>
+      <w:pPr>
+        <w:spacing w:line="276" w:lineRule="auto"/>
+        <w:rPr>
+          <w:rFonts w:ascii="Arial" w:hAnsi="Arial" w:cs="Arial"/>
+          <w:sz w:val="24"/>
+          <w:szCs w:val="24"/>
+        </w:rPr>
+      </w:pPr>
+      <w:r>
+        <w:rPr>
+          <w:rFonts w:ascii="Arial" w:hAnsi="Arial" w:cs="Arial"/>
+          <w:sz w:val="24"/>
+          <w:szCs w:val="24"/>
+        </w:rPr>
+        <w:lastRenderedPageBreak/>
         <w:drawing>
-          <wp:inline distT="0" distB="0" distL="0" distR="0" wp14:anchorId="71E28E1F" wp14:editId="3C71D775">
-            <wp:extent cx="4247515" cy="1917065"/>
-            <wp:effectExtent l="0" t="0" r="635" b="6985"/>
-            <wp:docPr id="412730249" name="Picture 1"/>
+          <wp:inline distT="0" distB="0" distL="0" distR="0" wp14:anchorId="51D1E21D" wp14:editId="59B4D06A">
+            <wp:extent cx="4247515" cy="2032000"/>
+            <wp:effectExtent l="0" t="0" r="635" b="6350"/>
+            <wp:docPr id="1411699306" name="Picture 1"/>
             <wp:cNvGraphicFramePr>
               <a:graphicFrameLocks xmlns:a="http://schemas.openxmlformats.org/drawingml/2006/main" noChangeAspect="1"/>
             </wp:cNvGraphicFramePr>
@@ -3990,11 +5263,11 @@
               <a:graphicData uri="http://schemas.openxmlformats.org/drawingml/2006/picture">
                 <pic:pic xmlns:pic="http://schemas.openxmlformats.org/drawingml/2006/picture">
                   <pic:nvPicPr>
-                    <pic:cNvPr id="412730249" name=""/>
+                    <pic:cNvPr id="1411699306" name=""/>
                     <pic:cNvPicPr/>
                   </pic:nvPicPr>
                   <pic:blipFill>
-                    <a:blip r:embed="rId32"/>
+                    <a:blip r:embed="rId35"/>
                     <a:stretch>
                       <a:fillRect/>
                     </a:stretch>
@@ -4002,7 +5275,7 @@
                   <pic:spPr>
                     <a:xfrm>
                       <a:off x="0" y="0"/>
-                      <a:ext cx="4247515" cy="1917065"/>
+                      <a:ext cx="4247515" cy="2032000"/>
                     </a:xfrm>
                     <a:prstGeom prst="rect">
                       <a:avLst/>
@@ -4031,28 +5304,11 @@
           <w:sz w:val="24"/>
           <w:szCs w:val="24"/>
         </w:rPr>
-        <w:t xml:space="preserve">Apabila kita menekan tombol “daftar”, maka kita akan ditampilkan sebuah kotak pesan yang mengatakan “Registrasi berhasil! Silahkan Login!”. Hal itu dikarenakan jika kita melihat pada file </w:t>
-      </w:r>
-      <w:r>
-        <w:rPr>
-          <w:rFonts w:ascii="JetBrains Mono" w:hAnsi="JetBrains Mono" w:cs="JetBrains Mono"/>
-          <w:sz w:val="24"/>
-          <w:szCs w:val="24"/>
-        </w:rPr>
-        <w:t>Form2Register.cs</w:t>
-      </w:r>
-      <w:r>
-        <w:rPr>
-          <w:rFonts w:ascii="Arial" w:hAnsi="Arial" w:cs="Arial"/>
-          <w:sz w:val="24"/>
-          <w:szCs w:val="24"/>
-        </w:rPr>
-        <w:t>, kita akan menemukan kode berikut ini:</w:t>
-      </w:r>
-    </w:p>
-    <w:p>
-      <w:pPr>
-        <w:spacing w:line="276" w:lineRule="auto"/>
+        <w:t>Dan itu tadi ialah penjelasan tentang 2 halaman utama, yakni halaman login dan register beserta dengan penjelasannya. Pada bagian berikutnya, kami akan menjelaskan cara kerja halaman admin.</w:t>
+      </w:r>
+    </w:p>
+    <w:p>
+      <w:pPr>
         <w:ind w:firstLine="567"/>
         <w:rPr>
           <w:rFonts w:ascii="Arial" w:hAnsi="Arial" w:cs="Arial"/>
@@ -4060,68 +5316,6 @@
           <w:szCs w:val="24"/>
         </w:rPr>
       </w:pPr>
-      <w:r>
-        <w:rPr>
-          <w:rFonts w:ascii="Arial" w:hAnsi="Arial" w:cs="Arial"/>
-          <w:sz w:val="24"/>
-          <w:szCs w:val="24"/>
-        </w:rPr>
-        <w:t xml:space="preserve">Namun, saat kita klik teks “login” berwarna merah yang terletak di pojok kiri bawah, maka kita akan diarahkan ke </w:t>
-      </w:r>
-      <w:r>
-        <w:rPr>
-          <w:rFonts w:ascii="Arial" w:hAnsi="Arial" w:cs="Arial"/>
-          <w:sz w:val="24"/>
-          <w:szCs w:val="24"/>
-        </w:rPr>
-        <w:lastRenderedPageBreak/>
-        <w:t xml:space="preserve">halaman login seperti sebelumnya. Mengapa bisa begitu? Karena jika kita geser file </w:t>
-      </w:r>
-      <w:r>
-        <w:rPr>
-          <w:rFonts w:ascii="JetBrains Mono" w:hAnsi="JetBrains Mono" w:cs="JetBrains Mono"/>
-          <w:sz w:val="24"/>
-          <w:szCs w:val="24"/>
-        </w:rPr>
-        <w:t>Form2Register</w:t>
-      </w:r>
-      <w:r>
-        <w:rPr>
-          <w:rFonts w:ascii="Arial" w:hAnsi="Arial" w:cs="Arial"/>
-          <w:sz w:val="24"/>
-          <w:szCs w:val="24"/>
-        </w:rPr>
-        <w:t xml:space="preserve"> sedikit ke bawah, maka akan ada kode seperti ini:</w:t>
-      </w:r>
-    </w:p>
-    <w:p>
-      <w:pPr>
-        <w:spacing w:line="276" w:lineRule="auto"/>
-        <w:rPr>
-          <w:rFonts w:ascii="Arial" w:hAnsi="Arial" w:cs="Arial"/>
-          <w:sz w:val="24"/>
-          <w:szCs w:val="24"/>
-        </w:rPr>
-      </w:pPr>
-    </w:p>
-    <w:p>
-      <w:pPr>
-        <w:spacing w:line="276" w:lineRule="auto"/>
-        <w:ind w:firstLine="567"/>
-        <w:rPr>
-          <w:rFonts w:ascii="Arial" w:hAnsi="Arial" w:cs="Arial"/>
-          <w:sz w:val="24"/>
-          <w:szCs w:val="24"/>
-        </w:rPr>
-      </w:pPr>
-      <w:r>
-        <w:rPr>
-          <w:rFonts w:ascii="Arial" w:hAnsi="Arial" w:cs="Arial"/>
-          <w:sz w:val="24"/>
-          <w:szCs w:val="24"/>
-        </w:rPr>
-        <w:t>Jika diartikan, saat label9 atau “login” tersebut kita klik, maka sistem akan membuat instansi halaman login. Kemudian, halaman saat ini akan disembunyikan, terakhir, halaman login akan ditampilkan. Sehingga seolah-olah kita berpindah halaman.</w:t>
-      </w:r>
     </w:p>
     <w:p>
       <w:pPr>
@@ -4143,6 +5337,7 @@
           <w:bCs/>
         </w:rPr>
       </w:pPr>
+      <w:bookmarkStart w:id="3" w:name="_Toc240428014"/>
       <w:r>
         <w:rPr>
           <w:rFonts w:ascii="Arial" w:hAnsi="Arial" w:cs="Arial"/>
@@ -4151,6 +5346,7 @@
         </w:rPr>
         <w:t>Halaman Admin</w:t>
       </w:r>
+      <w:bookmarkEnd w:id="3"/>
     </w:p>
     <w:p>
       <w:pPr>
@@ -4179,7 +5375,7 @@
                     </pic:cNvPicPr>
                   </pic:nvPicPr>
                   <pic:blipFill>
-                    <a:blip r:embed="rId33" cstate="print">
+                    <a:blip r:embed="rId36" cstate="print">
                       <a:extLst>
                         <a:ext uri="{28A0092B-C50C-407E-A947-70E740481C1C}">
                           <a14:useLocalDpi xmlns:a14="http://schemas.microsoft.com/office/drawing/2010/main" val="0"/>
@@ -4226,7 +5422,118 @@
           <w:sz w:val="24"/>
           <w:szCs w:val="24"/>
         </w:rPr>
-        <w:t xml:space="preserve">Halaman admin dapat kita temukan setelah klik tombol “login” pada halaman awal, yakni login. Halaman ini terdiri </w:t>
+        <w:lastRenderedPageBreak/>
+        <w:t xml:space="preserve">Halaman admin </w:t>
+      </w:r>
+      <w:r>
+        <w:rPr>
+          <w:rFonts w:ascii="Arial" w:hAnsi="Arial" w:cs="Arial"/>
+          <w:sz w:val="24"/>
+          <w:szCs w:val="24"/>
+        </w:rPr>
+        <w:t xml:space="preserve">akan ditampilkan </w:t>
+      </w:r>
+      <w:r>
+        <w:rPr>
+          <w:rFonts w:ascii="Arial" w:hAnsi="Arial" w:cs="Arial"/>
+          <w:sz w:val="24"/>
+          <w:szCs w:val="24"/>
+        </w:rPr>
+        <w:t xml:space="preserve">setelah </w:t>
+      </w:r>
+      <w:r>
+        <w:rPr>
+          <w:rFonts w:ascii="Arial" w:hAnsi="Arial" w:cs="Arial"/>
+          <w:sz w:val="24"/>
+          <w:szCs w:val="24"/>
+        </w:rPr>
+        <w:t xml:space="preserve">login menggunakan akun yang dimana kolom </w:t>
+      </w:r>
+      <w:r>
+        <w:rPr>
+          <w:rFonts w:ascii="JetBrains Mono" w:hAnsi="JetBrains Mono" w:cs="JetBrains Mono"/>
+          <w:sz w:val="24"/>
+          <w:szCs w:val="24"/>
+        </w:rPr>
+        <w:t>m</w:t>
+      </w:r>
+      <w:r>
+        <w:rPr>
+          <w:rFonts w:ascii="JetBrains Mono" w:hAnsi="JetBrains Mono" w:cs="JetBrains Mono"/>
+          <w:sz w:val="24"/>
+          <w:szCs w:val="24"/>
+        </w:rPr>
+        <w:t>erupakanAdmin</w:t>
+      </w:r>
+      <w:r>
+        <w:rPr>
+          <w:rFonts w:ascii="Arial" w:hAnsi="Arial" w:cs="Arial"/>
+          <w:sz w:val="24"/>
+          <w:szCs w:val="24"/>
+        </w:rPr>
+        <w:t xml:space="preserve">-nya bernilai </w:t>
+      </w:r>
+      <w:r>
+        <w:rPr>
+          <w:rFonts w:ascii="Arial" w:hAnsi="Arial" w:cs="Arial"/>
+          <w:b/>
+          <w:bCs/>
+          <w:sz w:val="24"/>
+          <w:szCs w:val="24"/>
+        </w:rPr>
+        <w:t>True</w:t>
+      </w:r>
+      <w:r>
+        <w:rPr>
+          <w:rFonts w:ascii="Arial" w:hAnsi="Arial" w:cs="Arial"/>
+          <w:sz w:val="24"/>
+          <w:szCs w:val="24"/>
+        </w:rPr>
+        <w:t xml:space="preserve">. Sebagai contoh yaitu menggunakan user </w:t>
+      </w:r>
+      <w:r>
+        <w:rPr>
+          <w:rFonts w:ascii="Arial" w:hAnsi="Arial" w:cs="Arial"/>
+          <w:b/>
+          <w:bCs/>
+          <w:sz w:val="24"/>
+          <w:szCs w:val="24"/>
+        </w:rPr>
+        <w:t>admin</w:t>
+      </w:r>
+      <w:r>
+        <w:rPr>
+          <w:rFonts w:ascii="Arial" w:hAnsi="Arial" w:cs="Arial"/>
+          <w:sz w:val="24"/>
+          <w:szCs w:val="24"/>
+        </w:rPr>
+        <w:t xml:space="preserve"> dan </w:t>
+      </w:r>
+      <w:r>
+        <w:rPr>
+          <w:rFonts w:ascii="Arial" w:hAnsi="Arial" w:cs="Arial"/>
+          <w:b/>
+          <w:bCs/>
+          <w:sz w:val="24"/>
+          <w:szCs w:val="24"/>
+        </w:rPr>
+        <w:t>admin123</w:t>
+      </w:r>
+      <w:r>
+        <w:rPr>
+          <w:rFonts w:ascii="Arial" w:hAnsi="Arial" w:cs="Arial"/>
+          <w:sz w:val="24"/>
+          <w:szCs w:val="24"/>
+        </w:rPr>
+        <w:t xml:space="preserve"> sebagai passwordnya</w:t>
+      </w:r>
+      <w:r>
+        <w:rPr>
+          <w:rFonts w:ascii="Arial" w:hAnsi="Arial" w:cs="Arial"/>
+          <w:sz w:val="24"/>
+          <w:szCs w:val="24"/>
+        </w:rPr>
+        <w:t xml:space="preserve">. Halaman ini terdiri </w:t>
       </w:r>
       <w:r>
         <w:rPr>
@@ -4300,16 +5607,7 @@
           <w:sz w:val="24"/>
           <w:szCs w:val="24"/>
         </w:rPr>
-        <w:t xml:space="preserve">Masing-masing halaman tersebut memiliki komponen dan cara kerja yang sama, sehingga kami tidak perlu </w:t>
-      </w:r>
-      <w:r>
-        <w:rPr>
-          <w:rFonts w:ascii="Arial" w:hAnsi="Arial" w:cs="Arial"/>
-          <w:sz w:val="24"/>
-          <w:szCs w:val="24"/>
-        </w:rPr>
-        <w:lastRenderedPageBreak/>
-        <w:t>menjelaskan satu-satu. Jadi, komponen-komponen yang digunakan ialah:</w:t>
+        <w:t>Masing-masing halaman tersebut memiliki komponen dan cara kerja yang sama, sehingga kami tidak perlu menjelaskan satu-satu. Jadi, komponen-komponen yang digunakan ialah:</w:t>
       </w:r>
     </w:p>
     <w:p>
@@ -4603,7 +5901,7 @@
                     </pic:cNvPicPr>
                   </pic:nvPicPr>
                   <pic:blipFill>
-                    <a:blip r:embed="rId34" cstate="print">
+                    <a:blip r:embed="rId37" cstate="print">
                       <a:extLst>
                         <a:ext uri="{28A0092B-C50C-407E-A947-70E740481C1C}">
                           <a14:useLocalDpi xmlns:a14="http://schemas.microsoft.com/office/drawing/2010/main" val="0"/>
@@ -4742,17 +6040,86 @@
           <w:sz w:val="24"/>
           <w:szCs w:val="24"/>
         </w:rPr>
-        <w:t xml:space="preserve"> -nya, maka kita akan menemukan kode seperti pada gambar di bawah ini:</w:t>
-      </w:r>
-    </w:p>
-    <w:p>
-      <w:pPr>
-        <w:rPr>
-          <w:rFonts w:ascii="Arial" w:hAnsi="Arial" w:cs="Arial"/>
-          <w:sz w:val="24"/>
-          <w:szCs w:val="24"/>
-        </w:rPr>
-      </w:pPr>
+        <w:t xml:space="preserve"> -nya, maka kita akan menemukan kode </w:t>
+      </w:r>
+      <w:r>
+        <w:rPr>
+          <w:rFonts w:ascii="Arial" w:hAnsi="Arial" w:cs="Arial"/>
+          <w:sz w:val="24"/>
+          <w:szCs w:val="24"/>
+        </w:rPr>
+        <w:t xml:space="preserve">yang membuatnya seakan-akan dapat berpindah halaman. Sebagai contoh, pada file </w:t>
+      </w:r>
+      <w:r>
+        <w:rPr>
+          <w:rFonts w:ascii="JetBrains Mono" w:hAnsi="JetBrains Mono" w:cs="JetBrains Mono"/>
+          <w:sz w:val="24"/>
+          <w:szCs w:val="24"/>
+        </w:rPr>
+        <w:t>Form3Dashboard.cs</w:t>
+      </w:r>
+      <w:r>
+        <w:rPr>
+          <w:rFonts w:ascii="Arial" w:hAnsi="Arial" w:cs="Arial"/>
+          <w:sz w:val="24"/>
+          <w:szCs w:val="24"/>
+        </w:rPr>
+        <w:t>, saat label “about” maupun ikonnya di klik, maka kita akan menemukan bahwa komponen tersebut terhubung dengan click event yang berbeda.</w:t>
+      </w:r>
+    </w:p>
+    <w:p>
+      <w:pPr>
+        <w:ind w:firstLine="567"/>
+        <w:rPr>
+          <w:rFonts w:ascii="Arial" w:hAnsi="Arial" w:cs="Arial"/>
+          <w:sz w:val="24"/>
+          <w:szCs w:val="24"/>
+        </w:rPr>
+      </w:pPr>
+      <w:r>
+        <w:rPr>
+          <w:rFonts w:ascii="Arial" w:hAnsi="Arial" w:cs="Arial"/>
+          <w:sz w:val="24"/>
+          <w:szCs w:val="24"/>
+        </w:rPr>
+        <w:t xml:space="preserve">Misalnya, label “about” memiliki </w:t>
+      </w:r>
+      <w:r>
+        <w:rPr>
+          <w:rFonts w:ascii="Arial" w:hAnsi="Arial" w:cs="Arial"/>
+          <w:i/>
+          <w:iCs/>
+          <w:sz w:val="24"/>
+          <w:szCs w:val="24"/>
+        </w:rPr>
+        <w:t>click event</w:t>
+      </w:r>
+      <w:r>
+        <w:rPr>
+          <w:rFonts w:ascii="Arial" w:hAnsi="Arial" w:cs="Arial"/>
+          <w:sz w:val="24"/>
+          <w:szCs w:val="24"/>
+        </w:rPr>
+        <w:t xml:space="preserve"> yakni </w:t>
+      </w:r>
+      <w:r>
+        <w:rPr>
+          <w:rFonts w:ascii="Arial" w:hAnsi="Arial" w:cs="Arial"/>
+          <w:b/>
+          <w:bCs/>
+          <w:sz w:val="24"/>
+          <w:szCs w:val="24"/>
+        </w:rPr>
+        <w:t>label2_Click</w:t>
+      </w:r>
+      <w:r>
+        <w:rPr>
+          <w:rFonts w:ascii="Arial" w:hAnsi="Arial" w:cs="Arial"/>
+          <w:sz w:val="24"/>
+          <w:szCs w:val="24"/>
+        </w:rPr>
+        <w:t xml:space="preserve">, dan ikon di sebelah kiri dari label tersebut </w:t>
+      </w:r>
       <w:r>
         <w:rPr>
           <w:rFonts w:ascii="Arial" w:hAnsi="Arial" w:cs="Arial"/>
@@ -4760,6 +6127,113 @@
           <w:szCs w:val="24"/>
         </w:rPr>
         <w:lastRenderedPageBreak/>
+        <w:t xml:space="preserve">memiliki </w:t>
+      </w:r>
+      <w:r>
+        <w:rPr>
+          <w:rFonts w:ascii="Arial" w:hAnsi="Arial" w:cs="Arial"/>
+          <w:i/>
+          <w:iCs/>
+          <w:sz w:val="24"/>
+          <w:szCs w:val="24"/>
+        </w:rPr>
+        <w:t>click</w:t>
+      </w:r>
+      <w:r>
+        <w:rPr>
+          <w:rFonts w:ascii="Arial" w:hAnsi="Arial" w:cs="Arial"/>
+          <w:i/>
+          <w:iCs/>
+          <w:sz w:val="24"/>
+          <w:szCs w:val="24"/>
+        </w:rPr>
+        <w:t xml:space="preserve"> event</w:t>
+      </w:r>
+      <w:r>
+        <w:rPr>
+          <w:rFonts w:ascii="Arial" w:hAnsi="Arial" w:cs="Arial"/>
+          <w:sz w:val="24"/>
+          <w:szCs w:val="24"/>
+        </w:rPr>
+        <w:t xml:space="preserve"> yakni </w:t>
+      </w:r>
+      <w:r>
+        <w:rPr>
+          <w:rFonts w:ascii="Arial" w:hAnsi="Arial" w:cs="Arial"/>
+          <w:b/>
+          <w:bCs/>
+          <w:sz w:val="24"/>
+          <w:szCs w:val="24"/>
+        </w:rPr>
+        <w:t>pictureBox3_Click</w:t>
+      </w:r>
+      <w:r>
+        <w:rPr>
+          <w:rFonts w:ascii="Arial" w:hAnsi="Arial" w:cs="Arial"/>
+          <w:sz w:val="24"/>
+          <w:szCs w:val="24"/>
+        </w:rPr>
+        <w:t xml:space="preserve">. Sehingga, apabila komponen tersebut diklik, maka mereka akan menjalankan fungsi yang </w:t>
+      </w:r>
+      <w:r>
+        <w:rPr>
+          <w:rFonts w:ascii="Arial" w:hAnsi="Arial" w:cs="Arial"/>
+          <w:sz w:val="24"/>
+          <w:szCs w:val="24"/>
+        </w:rPr>
+        <w:t xml:space="preserve">sesuai dengan yang telah dihubungkan pada </w:t>
+      </w:r>
+      <w:r>
+        <w:rPr>
+          <w:rFonts w:ascii="Arial" w:hAnsi="Arial" w:cs="Arial"/>
+          <w:i/>
+          <w:iCs/>
+          <w:sz w:val="24"/>
+          <w:szCs w:val="24"/>
+        </w:rPr>
+        <w:t>event</w:t>
+      </w:r>
+      <w:r>
+        <w:rPr>
+          <w:rFonts w:ascii="Arial" w:hAnsi="Arial" w:cs="Arial"/>
+          <w:sz w:val="24"/>
+          <w:szCs w:val="24"/>
+        </w:rPr>
+        <w:t xml:space="preserve"> tersebut.</w:t>
+      </w:r>
+    </w:p>
+    <w:p>
+      <w:pPr>
+        <w:ind w:firstLine="567"/>
+        <w:rPr>
+          <w:rFonts w:ascii="Arial" w:hAnsi="Arial" w:cs="Arial"/>
+          <w:sz w:val="24"/>
+          <w:szCs w:val="24"/>
+        </w:rPr>
+      </w:pPr>
+      <w:r>
+        <w:rPr>
+          <w:rFonts w:ascii="Arial" w:hAnsi="Arial" w:cs="Arial"/>
+          <w:sz w:val="24"/>
+          <w:szCs w:val="24"/>
+        </w:rPr>
+        <w:t>Apabila kita lihat ke dalam kode pada file yang sama tersebut, kita akan menemukan dua fungsi berikut dimana akan menjalankan sesuatu yang sama:</w:t>
+      </w:r>
+    </w:p>
+    <w:p>
+      <w:pPr>
+        <w:rPr>
+          <w:rFonts w:ascii="Arial" w:hAnsi="Arial" w:cs="Arial"/>
+          <w:sz w:val="24"/>
+          <w:szCs w:val="24"/>
+        </w:rPr>
+      </w:pPr>
+      <w:r>
+        <w:rPr>
+          <w:rFonts w:ascii="Arial" w:hAnsi="Arial" w:cs="Arial"/>
+          <w:sz w:val="24"/>
+          <w:szCs w:val="24"/>
+        </w:rPr>
         <w:drawing>
           <wp:inline distT="0" distB="0" distL="0" distR="0" wp14:anchorId="31DA59D7" wp14:editId="19F0568F">
             <wp:extent cx="4247515" cy="2373630"/>
@@ -4776,7 +6250,7 @@
                     <pic:cNvPicPr/>
                   </pic:nvPicPr>
                   <pic:blipFill>
-                    <a:blip r:embed="rId35"/>
+                    <a:blip r:embed="rId38"/>
                     <a:stretch>
                       <a:fillRect/>
                     </a:stretch>
@@ -4811,7 +6285,23 @@
           <w:sz w:val="24"/>
           <w:szCs w:val="24"/>
         </w:rPr>
-        <w:t xml:space="preserve">Dimana label2 ialah teks “About”, sedangkan pictureBox3 ialah ikon yang terletak di bagian kiri </w:t>
+        <w:t>Dimana label2 ialah teks “</w:t>
+      </w:r>
+      <w:r>
+        <w:rPr>
+          <w:rFonts w:ascii="Arial" w:hAnsi="Arial" w:cs="Arial"/>
+          <w:sz w:val="24"/>
+          <w:szCs w:val="24"/>
+        </w:rPr>
+        <w:t>a</w:t>
+      </w:r>
+      <w:r>
+        <w:rPr>
+          <w:rFonts w:ascii="Arial" w:hAnsi="Arial" w:cs="Arial"/>
+          <w:sz w:val="24"/>
+          <w:szCs w:val="24"/>
+        </w:rPr>
+        <w:t xml:space="preserve">bout”, sedangkan pictureBox3 ialah ikon yang terletak di bagian kiri </w:t>
       </w:r>
       <w:r>
         <w:rPr>
@@ -4943,7 +6433,23 @@
           <w:sz w:val="24"/>
           <w:szCs w:val="24"/>
         </w:rPr>
-        <w:t>, dan seterusnya. Selain itu, kita juga dapat berpindah ke halaman login seperti saat pertama kali menjalankan aplikasi. Yaitu dengan cara klik ikon maupun teks “logout”.</w:t>
+        <w:t>, dan seterusnya. Selain itu, kita juga dapat</w:t>
+      </w:r>
+      <w:r>
+        <w:rPr>
+          <w:rFonts w:ascii="Arial" w:hAnsi="Arial" w:cs="Arial"/>
+          <w:sz w:val="24"/>
+          <w:szCs w:val="24"/>
+        </w:rPr>
+        <w:t xml:space="preserve"> keluar akun dan</w:t>
+      </w:r>
+      <w:r>
+        <w:rPr>
+          <w:rFonts w:ascii="Arial" w:hAnsi="Arial" w:cs="Arial"/>
+          <w:sz w:val="24"/>
+          <w:szCs w:val="24"/>
+        </w:rPr>
+        <w:t xml:space="preserve"> berpindah ke halaman login seperti saat pertama kali menjalankan aplikasi. Yaitu dengan cara klik ikon maupun teks “logout”.</w:t>
       </w:r>
     </w:p>
     <w:p>
@@ -4961,61 +6467,97 @@
           <w:sz w:val="24"/>
           <w:szCs w:val="24"/>
         </w:rPr>
-        <w:t xml:space="preserve">Hal itu terjadi dikarenakan saat kita menggeser di bagian paling bawah pada file </w:t>
-      </w:r>
-      <w:r>
-        <w:rPr>
-          <w:rFonts w:ascii="JetBrains Mono" w:hAnsi="JetBrains Mono" w:cs="JetBrains Mono"/>
-          <w:sz w:val="24"/>
-          <w:szCs w:val="24"/>
-        </w:rPr>
-        <w:t>.cs</w:t>
-      </w:r>
-      <w:r>
-        <w:rPr>
-          <w:rFonts w:ascii="Arial" w:hAnsi="Arial" w:cs="Arial"/>
-          <w:sz w:val="24"/>
-          <w:szCs w:val="24"/>
-        </w:rPr>
-        <w:t xml:space="preserve"> -nya, maka kita akan menemukan kode yang sekilas cara kerjanya mirip</w:t>
-      </w:r>
-      <w:r>
-        <w:rPr>
-          <w:rFonts w:ascii="Arial" w:hAnsi="Arial" w:cs="Arial"/>
-          <w:sz w:val="24"/>
-          <w:szCs w:val="24"/>
-        </w:rPr>
-        <w:t xml:space="preserve"> dengan sebelum-sebelumnya</w:t>
-      </w:r>
-      <w:r>
-        <w:rPr>
-          <w:rFonts w:ascii="Arial" w:hAnsi="Arial" w:cs="Arial"/>
-          <w:sz w:val="24"/>
-          <w:szCs w:val="24"/>
-        </w:rPr>
-        <w:t>, yaitu:</w:t>
-      </w:r>
-    </w:p>
-    <w:p>
-      <w:pPr>
-        <w:rPr>
-          <w:rFonts w:ascii="Arial" w:hAnsi="Arial" w:cs="Arial"/>
-          <w:sz w:val="24"/>
-          <w:szCs w:val="24"/>
-        </w:rPr>
-      </w:pPr>
-      <w:r>
-        <w:rPr>
-          <w:rFonts w:ascii="Arial" w:hAnsi="Arial" w:cs="Arial"/>
-          <w:sz w:val="24"/>
-          <w:szCs w:val="24"/>
-        </w:rPr>
         <w:lastRenderedPageBreak/>
+        <w:t xml:space="preserve">Akan tetapi, kami </w:t>
+      </w:r>
+      <w:r>
+        <w:rPr>
+          <w:rFonts w:ascii="Arial" w:hAnsi="Arial" w:cs="Arial"/>
+          <w:sz w:val="24"/>
+          <w:szCs w:val="24"/>
+        </w:rPr>
+        <w:t xml:space="preserve">sudah </w:t>
+      </w:r>
+      <w:r>
+        <w:rPr>
+          <w:rFonts w:ascii="Arial" w:hAnsi="Arial" w:cs="Arial"/>
+          <w:sz w:val="24"/>
+          <w:szCs w:val="24"/>
+        </w:rPr>
+        <w:t xml:space="preserve">pernah menjelaskannya pada bagian sebelumnya. Sehingga, kami tidak perlu untuk menjelaskannya lagi. Apabila masih bingung, silakan baca kembali pada bagian </w:t>
+      </w:r>
+      <w:r>
+        <w:rPr>
+          <w:rFonts w:ascii="Arial" w:hAnsi="Arial" w:cs="Arial"/>
+          <w:b/>
+          <w:bCs/>
+          <w:sz w:val="24"/>
+          <w:szCs w:val="24"/>
+          <w:u w:val="single"/>
+        </w:rPr>
+        <w:t>halaman login</w:t>
+      </w:r>
+      <w:r>
+        <w:rPr>
+          <w:rFonts w:ascii="Arial" w:hAnsi="Arial" w:cs="Arial"/>
+          <w:sz w:val="24"/>
+          <w:szCs w:val="24"/>
+        </w:rPr>
+        <w:t>.</w:t>
+      </w:r>
+    </w:p>
+    <w:p>
+      <w:pPr>
+        <w:ind w:firstLine="567"/>
+        <w:rPr>
+          <w:rFonts w:ascii="Arial" w:hAnsi="Arial" w:cs="Arial"/>
+          <w:sz w:val="24"/>
+          <w:szCs w:val="24"/>
+        </w:rPr>
+      </w:pPr>
+    </w:p>
+    <w:p>
+      <w:pPr>
+        <w:pStyle w:val="Heading2"/>
+        <w:rPr>
+          <w:rFonts w:ascii="Arial" w:hAnsi="Arial" w:cs="Arial"/>
+          <w:b/>
+          <w:bCs/>
+        </w:rPr>
+      </w:pPr>
+      <w:bookmarkStart w:id="4" w:name="_Toc240428015"/>
+      <w:r>
+        <w:rPr>
+          <w:rFonts w:ascii="Arial" w:hAnsi="Arial" w:cs="Arial"/>
+          <w:b/>
+          <w:bCs/>
+        </w:rPr>
+        <w:t xml:space="preserve">Halaman </w:t>
+      </w:r>
+      <w:r>
+        <w:rPr>
+          <w:rFonts w:ascii="Arial" w:hAnsi="Arial" w:cs="Arial"/>
+          <w:b/>
+          <w:bCs/>
+        </w:rPr>
+        <w:t>About</w:t>
+      </w:r>
+      <w:bookmarkEnd w:id="4"/>
+    </w:p>
+    <w:p>
+      <w:pPr>
+        <w:rPr>
+          <w:rFonts w:ascii="Arial" w:hAnsi="Arial" w:cs="Arial"/>
+          <w:sz w:val="24"/>
+          <w:szCs w:val="24"/>
+        </w:rPr>
+      </w:pPr>
+      <w:r>
         <w:drawing>
-          <wp:inline distT="0" distB="0" distL="0" distR="0" wp14:anchorId="73A8A985" wp14:editId="6B57ADA6">
-            <wp:extent cx="4247515" cy="2566035"/>
-            <wp:effectExtent l="0" t="0" r="635" b="5715"/>
-            <wp:docPr id="1337519454" name="Picture 1"/>
+          <wp:inline distT="0" distB="0" distL="0" distR="0" wp14:anchorId="528169B2" wp14:editId="067E4F69">
+            <wp:extent cx="4247515" cy="2792095"/>
+            <wp:effectExtent l="0" t="0" r="635" b="8255"/>
+            <wp:docPr id="1235857895" name="Picture 1"/>
             <wp:cNvGraphicFramePr>
               <a:graphicFrameLocks xmlns:a="http://schemas.openxmlformats.org/drawingml/2006/main" noChangeAspect="1"/>
             </wp:cNvGraphicFramePr>
@@ -5023,23 +6565,36 @@
               <a:graphicData uri="http://schemas.openxmlformats.org/drawingml/2006/picture">
                 <pic:pic xmlns:pic="http://schemas.openxmlformats.org/drawingml/2006/picture">
                   <pic:nvPicPr>
-                    <pic:cNvPr id="1337519454" name=""/>
-                    <pic:cNvPicPr/>
+                    <pic:cNvPr id="0" name="Picture 1"/>
+                    <pic:cNvPicPr>
+                      <a:picLocks noChangeAspect="1" noChangeArrowheads="1"/>
+                    </pic:cNvPicPr>
                   </pic:nvPicPr>
                   <pic:blipFill>
-                    <a:blip r:embed="rId36"/>
+                    <a:blip r:embed="rId39" cstate="print">
+                      <a:extLst>
+                        <a:ext uri="{28A0092B-C50C-407E-A947-70E740481C1C}">
+                          <a14:useLocalDpi xmlns:a14="http://schemas.microsoft.com/office/drawing/2010/main" val="0"/>
+                        </a:ext>
+                      </a:extLst>
+                    </a:blip>
+                    <a:srcRect/>
                     <a:stretch>
                       <a:fillRect/>
                     </a:stretch>
                   </pic:blipFill>
-                  <pic:spPr>
+                  <pic:spPr bwMode="auto">
                     <a:xfrm>
                       <a:off x="0" y="0"/>
-                      <a:ext cx="4247515" cy="2566035"/>
+                      <a:ext cx="4247515" cy="2792095"/>
                     </a:xfrm>
                     <a:prstGeom prst="rect">
                       <a:avLst/>
                     </a:prstGeom>
+                    <a:noFill/>
+                    <a:ln>
+                      <a:noFill/>
+                    </a:ln>
                   </pic:spPr>
                 </pic:pic>
               </a:graphicData>
@@ -5063,15 +6618,39 @@
           <w:sz w:val="24"/>
           <w:szCs w:val="24"/>
         </w:rPr>
-        <w:t xml:space="preserve">Dimana label7 ialah teks “Logout”, dan pictureBox1 merupakan </w:t>
-      </w:r>
-      <w:r>
-        <w:rPr>
-          <w:rFonts w:ascii="Arial" w:hAnsi="Arial" w:cs="Arial"/>
-          <w:sz w:val="24"/>
-          <w:szCs w:val="24"/>
-        </w:rPr>
-        <w:t>ikon pintu berwarna merah di sebelah kiri label tersebut. Keduanya terletak pada bagian sidebar, khususnya di pojok kiri bawah.</w:t>
+        <w:t xml:space="preserve">Halaman ini </w:t>
+      </w:r>
+      <w:r>
+        <w:rPr>
+          <w:rFonts w:ascii="Arial" w:hAnsi="Arial" w:cs="Arial"/>
+          <w:sz w:val="24"/>
+          <w:szCs w:val="24"/>
+        </w:rPr>
+        <w:t xml:space="preserve">merupakan tampilan dari file </w:t>
+      </w:r>
+      <w:r>
+        <w:rPr>
+          <w:rFonts w:ascii="JetBrains Mono" w:hAnsi="JetBrains Mono" w:cs="JetBrains Mono"/>
+          <w:sz w:val="24"/>
+          <w:szCs w:val="24"/>
+        </w:rPr>
+        <w:t>Form4About.cs</w:t>
+      </w:r>
+      <w:r>
+        <w:rPr>
+          <w:rFonts w:ascii="Arial" w:hAnsi="Arial" w:cs="Arial"/>
+          <w:sz w:val="24"/>
+          <w:szCs w:val="24"/>
+        </w:rPr>
+        <w:t>. Kita dapat menemukan halaman ini dengan cara</w:t>
+      </w:r>
+      <w:r>
+        <w:rPr>
+          <w:rFonts w:ascii="Arial" w:hAnsi="Arial" w:cs="Arial"/>
+          <w:sz w:val="24"/>
+          <w:szCs w:val="24"/>
+        </w:rPr>
+        <w:t xml:space="preserve"> klik teks maupun ikon “about” yang terletak di menu navigasi sebelah kiri.</w:t>
       </w:r>
     </w:p>
     <w:p>
@@ -5089,39 +6668,7 @@
           <w:sz w:val="24"/>
           <w:szCs w:val="24"/>
         </w:rPr>
-        <w:t>Jadi</w:t>
-      </w:r>
-      <w:r>
-        <w:rPr>
-          <w:rFonts w:ascii="Arial" w:hAnsi="Arial" w:cs="Arial"/>
-          <w:sz w:val="24"/>
-          <w:szCs w:val="24"/>
-        </w:rPr>
-        <w:t>, saat teks maupun ikon “logout”</w:t>
-      </w:r>
-      <w:r>
-        <w:rPr>
-          <w:rFonts w:ascii="Arial" w:hAnsi="Arial" w:cs="Arial"/>
-          <w:sz w:val="24"/>
-          <w:szCs w:val="24"/>
-        </w:rPr>
-        <w:t xml:space="preserve"> tersebut</w:t>
-      </w:r>
-      <w:r>
-        <w:rPr>
-          <w:rFonts w:ascii="Arial" w:hAnsi="Arial" w:cs="Arial"/>
-          <w:sz w:val="24"/>
-          <w:szCs w:val="24"/>
-        </w:rPr>
-        <w:t xml:space="preserve"> kita klik, maka sistem akan membuat instansi halaman login. Kemudian, halaman saat ini akan ditutup, dan </w:t>
-      </w:r>
-      <w:r>
-        <w:rPr>
-          <w:rFonts w:ascii="Arial" w:hAnsi="Arial" w:cs="Arial"/>
-          <w:sz w:val="24"/>
-          <w:szCs w:val="24"/>
-        </w:rPr>
-        <w:t>halaman login akan ditampilkan.</w:t>
+        <w:t>Pada halaman ini, kita dapat melihat bahwa akan ada komponen tambahan yang digunakan, yakni dateGridView untuk menampilkan tabel dan numericUpDown untuk memasukkan angka seperti pada “jumlah terminal”.</w:t>
       </w:r>
     </w:p>
     <w:p>
@@ -5133,126 +6680,153 @@
           <w:szCs w:val="24"/>
         </w:rPr>
       </w:pPr>
-    </w:p>
-    <w:p>
-      <w:pPr>
-        <w:pStyle w:val="Heading1"/>
+      <w:r>
+        <w:rPr>
+          <w:rFonts w:ascii="Arial" w:hAnsi="Arial" w:cs="Arial"/>
+          <w:sz w:val="24"/>
+          <w:szCs w:val="24"/>
+        </w:rPr>
+        <w:lastRenderedPageBreak/>
+        <w:t xml:space="preserve">Halaman ini berfungsi untuk menambah, menghapus, mengubah, dan melihat </w:t>
+      </w:r>
+      <w:r>
+        <w:rPr>
+          <w:rFonts w:ascii="Arial" w:hAnsi="Arial" w:cs="Arial"/>
+          <w:sz w:val="24"/>
+          <w:szCs w:val="24"/>
+        </w:rPr>
+        <w:t xml:space="preserve">isi dari tabel </w:t>
+      </w:r>
+      <w:r>
         <w:rPr>
           <w:rFonts w:ascii="Arial" w:hAnsi="Arial" w:cs="Arial"/>
           <w:b/>
           <w:bCs/>
-        </w:rPr>
-      </w:pPr>
-      <w:r>
+          <w:sz w:val="24"/>
+          <w:szCs w:val="24"/>
+        </w:rPr>
+        <w:t>Bandara</w:t>
+      </w:r>
+      <w:r>
+        <w:rPr>
+          <w:rFonts w:ascii="Arial" w:hAnsi="Arial" w:cs="Arial"/>
+          <w:sz w:val="24"/>
+          <w:szCs w:val="24"/>
+        </w:rPr>
+        <w:t xml:space="preserve"> pada database. </w:t>
+      </w:r>
+      <w:r>
+        <w:rPr>
+          <w:rFonts w:ascii="Arial" w:hAnsi="Arial" w:cs="Arial"/>
+          <w:sz w:val="24"/>
+          <w:szCs w:val="24"/>
+        </w:rPr>
+        <w:t>Cara kerja</w:t>
+      </w:r>
+      <w:r>
+        <w:rPr>
+          <w:rFonts w:ascii="Arial" w:hAnsi="Arial" w:cs="Arial"/>
+          <w:sz w:val="24"/>
+          <w:szCs w:val="24"/>
+        </w:rPr>
+        <w:t>nya ialah …</w:t>
+      </w:r>
+    </w:p>
+    <w:p>
+      <w:pPr>
+        <w:ind w:firstLine="567"/>
+        <w:rPr>
+          <w:rFonts w:ascii="Arial" w:hAnsi="Arial" w:cs="Arial"/>
+          <w:sz w:val="24"/>
+          <w:szCs w:val="24"/>
+        </w:rPr>
+      </w:pPr>
+    </w:p>
+    <w:p>
+      <w:pPr>
+        <w:pStyle w:val="Heading2"/>
         <w:rPr>
           <w:rFonts w:ascii="Arial" w:hAnsi="Arial" w:cs="Arial"/>
           <w:b/>
           <w:bCs/>
         </w:rPr>
-        <w:t>Halaman Customer</w:t>
-      </w:r>
-    </w:p>
-    <w:p>
-      <w:pPr>
-        <w:ind w:firstLine="567"/>
-        <w:rPr>
-          <w:rFonts w:ascii="Arial" w:hAnsi="Arial" w:cs="Arial"/>
-          <w:sz w:val="24"/>
-          <w:szCs w:val="24"/>
-        </w:rPr>
-      </w:pPr>
-      <w:r>
-        <w:rPr>
-          <w:rFonts w:ascii="Arial" w:hAnsi="Arial" w:cs="Arial"/>
-          <w:sz w:val="24"/>
-          <w:szCs w:val="24"/>
-        </w:rPr>
-        <w:t>Pada video windows form, kita dapat menemukan folder customer. Video tersebut memberi arahan kepada kita untuk membuat beberapa tambahan untuk customer.</w:t>
-      </w:r>
-    </w:p>
-    <w:p>
-      <w:pPr>
-        <w:ind w:firstLine="567"/>
-        <w:rPr>
-          <w:rFonts w:ascii="Arial" w:hAnsi="Arial" w:cs="Arial"/>
-          <w:sz w:val="24"/>
-          <w:szCs w:val="24"/>
-        </w:rPr>
-      </w:pPr>
-      <w:r>
-        <w:rPr>
-          <w:rFonts w:ascii="Arial" w:hAnsi="Arial" w:cs="Arial"/>
-          <w:sz w:val="24"/>
-          <w:szCs w:val="24"/>
-        </w:rPr>
-        <w:t xml:space="preserve">Halaman tersebut terdiri dari file </w:t>
-      </w:r>
-      <w:r>
-        <w:rPr>
-          <w:rFonts w:ascii="JetBrains Mono" w:hAnsi="JetBrains Mono" w:cs="JetBrains Mono"/>
-          <w:sz w:val="24"/>
-          <w:szCs w:val="24"/>
-        </w:rPr>
-        <w:t>Form9CustomerMain.cs</w:t>
-      </w:r>
-      <w:r>
-        <w:rPr>
-          <w:rFonts w:ascii="JetBrains Mono" w:hAnsi="JetBrains Mono" w:cs="JetBrains Mono"/>
-          <w:sz w:val="24"/>
-          <w:szCs w:val="24"/>
-        </w:rPr>
-        <w:t xml:space="preserve">, </w:t>
-      </w:r>
-      <w:r>
-        <w:rPr>
-          <w:rFonts w:ascii="JetBrains Mono" w:hAnsi="JetBrains Mono" w:cs="JetBrains Mono"/>
-          <w:sz w:val="24"/>
-          <w:szCs w:val="24"/>
-        </w:rPr>
-        <w:t xml:space="preserve">Form10ListPenerbangan.cs, Form11BeliTiket.cs, </w:t>
-      </w:r>
-      <w:r>
-        <w:rPr>
-          <w:rFonts w:ascii="Arial" w:hAnsi="Arial" w:cs="Arial"/>
-          <w:sz w:val="24"/>
-          <w:szCs w:val="24"/>
-        </w:rPr>
-        <w:lastRenderedPageBreak/>
-        <w:t>dan</w:t>
-      </w:r>
-      <w:r>
-        <w:rPr>
-          <w:rFonts w:ascii="JetBrains Mono" w:hAnsi="JetBrains Mono" w:cs="JetBrains Mono"/>
-          <w:sz w:val="24"/>
-          <w:szCs w:val="24"/>
-        </w:rPr>
-        <w:t xml:space="preserve"> Form12TiketSaya.cs</w:t>
-      </w:r>
-      <w:r>
-        <w:rPr>
-          <w:rFonts w:ascii="Arial" w:hAnsi="Arial" w:cs="Arial"/>
-          <w:sz w:val="24"/>
-          <w:szCs w:val="24"/>
-        </w:rPr>
-        <w:t>. Masing-masing dari halaman tersebut memiliki tampilannya sendiri.</w:t>
-      </w:r>
-    </w:p>
-    <w:p>
-      <w:pPr>
-        <w:pStyle w:val="Heading2"/>
+      </w:pPr>
+      <w:bookmarkStart w:id="5" w:name="_Toc240428016"/>
+      <w:r>
         <w:rPr>
           <w:rFonts w:ascii="Arial" w:hAnsi="Arial" w:cs="Arial"/>
           <w:b/>
           <w:bCs/>
         </w:rPr>
-      </w:pPr>
+        <w:t xml:space="preserve">Halaman </w:t>
+      </w:r>
       <w:r>
         <w:rPr>
           <w:rFonts w:ascii="Arial" w:hAnsi="Arial" w:cs="Arial"/>
           <w:b/>
           <w:bCs/>
         </w:rPr>
-        <w:t>Halaman Utama</w:t>
+        <w:t>Struktur</w:t>
+      </w:r>
+      <w:bookmarkEnd w:id="5"/>
+    </w:p>
+    <w:p>
+      <w:pPr>
+        <w:rPr>
+          <w:rFonts w:ascii="Arial" w:hAnsi="Arial" w:cs="Arial"/>
+          <w:sz w:val="24"/>
+          <w:szCs w:val="24"/>
+        </w:rPr>
+      </w:pPr>
+      <w:r>
+        <w:drawing>
+          <wp:inline distT="0" distB="0" distL="0" distR="0" wp14:anchorId="6EEB543A" wp14:editId="68184790">
+            <wp:extent cx="4247515" cy="2987675"/>
+            <wp:effectExtent l="0" t="0" r="635" b="3175"/>
+            <wp:docPr id="831500064" name="Picture 2"/>
+            <wp:cNvGraphicFramePr>
+              <a:graphicFrameLocks xmlns:a="http://schemas.openxmlformats.org/drawingml/2006/main" noChangeAspect="1"/>
+            </wp:cNvGraphicFramePr>
+            <a:graphic xmlns:a="http://schemas.openxmlformats.org/drawingml/2006/main">
+              <a:graphicData uri="http://schemas.openxmlformats.org/drawingml/2006/picture">
+                <pic:pic xmlns:pic="http://schemas.openxmlformats.org/drawingml/2006/picture">
+                  <pic:nvPicPr>
+                    <pic:cNvPr id="0" name="Picture 2"/>
+                    <pic:cNvPicPr>
+                      <a:picLocks noChangeAspect="1" noChangeArrowheads="1"/>
+                    </pic:cNvPicPr>
+                  </pic:nvPicPr>
+                  <pic:blipFill>
+                    <a:blip r:embed="rId40" cstate="print">
+                      <a:extLst>
+                        <a:ext uri="{28A0092B-C50C-407E-A947-70E740481C1C}">
+                          <a14:useLocalDpi xmlns:a14="http://schemas.microsoft.com/office/drawing/2010/main" val="0"/>
+                        </a:ext>
+                      </a:extLst>
+                    </a:blip>
+                    <a:srcRect/>
+                    <a:stretch>
+                      <a:fillRect/>
+                    </a:stretch>
+                  </pic:blipFill>
+                  <pic:spPr bwMode="auto">
+                    <a:xfrm>
+                      <a:off x="0" y="0"/>
+                      <a:ext cx="4247515" cy="2987675"/>
+                    </a:xfrm>
+                    <a:prstGeom prst="rect">
+                      <a:avLst/>
+                    </a:prstGeom>
+                    <a:noFill/>
+                    <a:ln>
+                      <a:noFill/>
+                    </a:ln>
+                  </pic:spPr>
+                </pic:pic>
+              </a:graphicData>
+            </a:graphic>
+          </wp:inline>
+        </w:drawing>
       </w:r>
     </w:p>
     <w:p>
@@ -5270,62 +6844,1268 @@
           <w:sz w:val="24"/>
           <w:szCs w:val="24"/>
         </w:rPr>
-        <w:t>Halaman ini akan menampilkan</w:t>
-      </w:r>
-    </w:p>
-    <w:p>
-      <w:pPr>
-        <w:pStyle w:val="Heading2"/>
+        <w:t xml:space="preserve">Halaman ini </w:t>
+      </w:r>
+      <w:r>
+        <w:rPr>
+          <w:rFonts w:ascii="Arial" w:hAnsi="Arial" w:cs="Arial"/>
+          <w:sz w:val="24"/>
+          <w:szCs w:val="24"/>
+        </w:rPr>
+        <w:t xml:space="preserve">merupakan tampilan dari file </w:t>
+      </w:r>
+      <w:r>
+        <w:rPr>
+          <w:rFonts w:ascii="JetBrains Mono" w:hAnsi="JetBrains Mono" w:cs="JetBrains Mono"/>
+          <w:sz w:val="24"/>
+          <w:szCs w:val="24"/>
+        </w:rPr>
+        <w:t>Form5Struktur.cs</w:t>
+      </w:r>
+      <w:r>
+        <w:rPr>
+          <w:rFonts w:ascii="Arial" w:hAnsi="Arial" w:cs="Arial"/>
+          <w:sz w:val="24"/>
+          <w:szCs w:val="24"/>
+        </w:rPr>
+        <w:t>. Untuk melihatnya, kita perlu untuk klik</w:t>
+      </w:r>
+      <w:r>
+        <w:rPr>
+          <w:rFonts w:ascii="Arial" w:hAnsi="Arial" w:cs="Arial"/>
+          <w:sz w:val="24"/>
+          <w:szCs w:val="24"/>
+        </w:rPr>
+        <w:t xml:space="preserve"> teks maupun ikon “</w:t>
+      </w:r>
+      <w:r>
+        <w:rPr>
+          <w:rFonts w:ascii="Arial" w:hAnsi="Arial" w:cs="Arial"/>
+          <w:sz w:val="24"/>
+          <w:szCs w:val="24"/>
+        </w:rPr>
+        <w:t>struktur</w:t>
+      </w:r>
+      <w:r>
+        <w:rPr>
+          <w:rFonts w:ascii="Arial" w:hAnsi="Arial" w:cs="Arial"/>
+          <w:sz w:val="24"/>
+          <w:szCs w:val="24"/>
+        </w:rPr>
+        <w:t>” yang terletak di menu navigasi sebelah kiri</w:t>
+      </w:r>
+      <w:r>
+        <w:rPr>
+          <w:rFonts w:ascii="Arial" w:hAnsi="Arial" w:cs="Arial"/>
+          <w:sz w:val="24"/>
+          <w:szCs w:val="24"/>
+        </w:rPr>
+        <w:t xml:space="preserve"> diklik</w:t>
+      </w:r>
+      <w:r>
+        <w:rPr>
+          <w:rFonts w:ascii="Arial" w:hAnsi="Arial" w:cs="Arial"/>
+          <w:sz w:val="24"/>
+          <w:szCs w:val="24"/>
+        </w:rPr>
+        <w:t>.</w:t>
+      </w:r>
+    </w:p>
+    <w:p>
+      <w:pPr>
+        <w:ind w:firstLine="567"/>
+        <w:rPr>
+          <w:rFonts w:ascii="Arial" w:hAnsi="Arial" w:cs="Arial"/>
+          <w:sz w:val="24"/>
+          <w:szCs w:val="24"/>
+        </w:rPr>
+      </w:pPr>
+      <w:r>
+        <w:rPr>
+          <w:rFonts w:ascii="Arial" w:hAnsi="Arial" w:cs="Arial"/>
+          <w:sz w:val="24"/>
+          <w:szCs w:val="24"/>
+        </w:rPr>
+        <w:t>Hampir sama dengan halaman sebelumnya</w:t>
+      </w:r>
+      <w:r>
+        <w:rPr>
+          <w:rFonts w:ascii="Arial" w:hAnsi="Arial" w:cs="Arial"/>
+          <w:sz w:val="24"/>
+          <w:szCs w:val="24"/>
+        </w:rPr>
+        <w:t xml:space="preserve">, kita dapat melihat bahwa </w:t>
+      </w:r>
+      <w:r>
+        <w:rPr>
+          <w:rFonts w:ascii="Arial" w:hAnsi="Arial" w:cs="Arial"/>
+          <w:sz w:val="24"/>
+          <w:szCs w:val="24"/>
+        </w:rPr>
+        <w:t>terdapat komponen-komponen yang sama.</w:t>
+      </w:r>
+      <w:r>
+        <w:rPr>
+          <w:rFonts w:ascii="Arial" w:hAnsi="Arial" w:cs="Arial"/>
+          <w:sz w:val="24"/>
+          <w:szCs w:val="24"/>
+        </w:rPr>
+        <w:t xml:space="preserve"> </w:t>
+      </w:r>
+      <w:r>
+        <w:rPr>
+          <w:rFonts w:ascii="Arial" w:hAnsi="Arial" w:cs="Arial"/>
+          <w:sz w:val="24"/>
+          <w:szCs w:val="24"/>
+        </w:rPr>
+        <w:t xml:space="preserve">Perbedaannya yang paling terlihat ialah pada </w:t>
+      </w:r>
+      <w:r>
+        <w:rPr>
+          <w:rFonts w:ascii="Arial" w:hAnsi="Arial" w:cs="Arial"/>
+          <w:i/>
+          <w:iCs/>
+          <w:sz w:val="24"/>
+          <w:szCs w:val="24"/>
+        </w:rPr>
+        <w:t>layout</w:t>
+      </w:r>
+      <w:r>
+        <w:rPr>
+          <w:rFonts w:ascii="Arial" w:hAnsi="Arial" w:cs="Arial"/>
+          <w:sz w:val="24"/>
+          <w:szCs w:val="24"/>
+        </w:rPr>
+        <w:t xml:space="preserve"> atau penempatan menu tampilannya.</w:t>
+      </w:r>
+    </w:p>
+    <w:p>
+      <w:pPr>
+        <w:ind w:firstLine="567"/>
+        <w:rPr>
+          <w:rFonts w:ascii="Arial" w:hAnsi="Arial" w:cs="Arial"/>
+          <w:sz w:val="24"/>
+          <w:szCs w:val="24"/>
+        </w:rPr>
+      </w:pPr>
+      <w:r>
+        <w:rPr>
+          <w:rFonts w:ascii="Arial" w:hAnsi="Arial" w:cs="Arial"/>
+          <w:sz w:val="24"/>
+          <w:szCs w:val="24"/>
+        </w:rPr>
+        <w:t>Dimana pada halaman ini terlihat lebih sepi dibandingkan dengan halaman sebelumnya.</w:t>
+      </w:r>
+      <w:r>
+        <w:rPr>
+          <w:rFonts w:ascii="Arial" w:hAnsi="Arial" w:cs="Arial"/>
+          <w:sz w:val="24"/>
+          <w:szCs w:val="24"/>
+        </w:rPr>
+        <w:t xml:space="preserve"> </w:t>
+      </w:r>
+      <w:r>
+        <w:rPr>
+          <w:rFonts w:ascii="Arial" w:hAnsi="Arial" w:cs="Arial"/>
+          <w:sz w:val="24"/>
+          <w:szCs w:val="24"/>
+        </w:rPr>
+        <w:t xml:space="preserve">Halaman ini berfungsi untuk </w:t>
+      </w:r>
+      <w:r>
+        <w:rPr>
+          <w:rFonts w:ascii="Arial" w:hAnsi="Arial" w:cs="Arial"/>
+          <w:sz w:val="24"/>
+          <w:szCs w:val="24"/>
+        </w:rPr>
+        <w:lastRenderedPageBreak/>
+        <w:t xml:space="preserve">menambah, menghapus, mengubah, dan melihat isi dari tabel </w:t>
+      </w:r>
+      <w:r>
         <w:rPr>
           <w:rFonts w:ascii="Arial" w:hAnsi="Arial" w:cs="Arial"/>
           <w:b/>
           <w:bCs/>
-        </w:rPr>
-      </w:pPr>
-      <w:r>
+          <w:sz w:val="24"/>
+          <w:szCs w:val="24"/>
+        </w:rPr>
+        <w:t>Maskapai</w:t>
+      </w:r>
+      <w:r>
+        <w:rPr>
+          <w:rFonts w:ascii="Arial" w:hAnsi="Arial" w:cs="Arial"/>
+          <w:sz w:val="24"/>
+          <w:szCs w:val="24"/>
+        </w:rPr>
+        <w:t xml:space="preserve"> pada database.</w:t>
+      </w:r>
+    </w:p>
+    <w:p>
+      <w:pPr>
+        <w:ind w:firstLine="567"/>
+        <w:rPr>
+          <w:rFonts w:ascii="Arial" w:hAnsi="Arial" w:cs="Arial"/>
+          <w:sz w:val="24"/>
+          <w:szCs w:val="24"/>
+        </w:rPr>
+      </w:pPr>
+      <w:r>
+        <w:rPr>
+          <w:rFonts w:ascii="Arial" w:hAnsi="Arial" w:cs="Arial"/>
+          <w:sz w:val="24"/>
+          <w:szCs w:val="24"/>
+        </w:rPr>
+        <w:t>Cara kerjanya ialah …</w:t>
+      </w:r>
+    </w:p>
+    <w:p>
+      <w:pPr>
+        <w:ind w:firstLine="567"/>
+        <w:rPr>
+          <w:rFonts w:ascii="Arial" w:hAnsi="Arial" w:cs="Arial"/>
+          <w:sz w:val="24"/>
+          <w:szCs w:val="24"/>
+        </w:rPr>
+      </w:pPr>
+    </w:p>
+    <w:p>
+      <w:pPr>
+        <w:pStyle w:val="Heading2"/>
         <w:rPr>
           <w:rFonts w:ascii="Arial" w:hAnsi="Arial" w:cs="Arial"/>
           <w:b/>
           <w:bCs/>
         </w:rPr>
-        <w:t>Halaman Daftar Penerbangan</w:t>
-      </w:r>
-    </w:p>
-    <w:p>
-      <w:pPr>
-        <w:ind w:firstLine="567"/>
-        <w:rPr>
-          <w:rFonts w:ascii="Arial" w:hAnsi="Arial" w:cs="Arial"/>
-          <w:sz w:val="24"/>
-          <w:szCs w:val="24"/>
-        </w:rPr>
-      </w:pPr>
-      <w:r>
-        <w:rPr>
-          <w:rFonts w:ascii="Arial" w:hAnsi="Arial" w:cs="Arial"/>
-          <w:sz w:val="24"/>
-          <w:szCs w:val="24"/>
-        </w:rPr>
-        <w:t>Hai</w:t>
-      </w:r>
-    </w:p>
-    <w:p>
-      <w:pPr>
-        <w:pStyle w:val="Heading2"/>
+      </w:pPr>
+      <w:bookmarkStart w:id="6" w:name="_Toc240428017"/>
+      <w:r>
         <w:rPr>
           <w:rFonts w:ascii="Arial" w:hAnsi="Arial" w:cs="Arial"/>
           <w:b/>
           <w:bCs/>
         </w:rPr>
-      </w:pPr>
+        <w:t xml:space="preserve">Halaman </w:t>
+      </w:r>
       <w:r>
         <w:rPr>
           <w:rFonts w:ascii="Arial" w:hAnsi="Arial" w:cs="Arial"/>
           <w:b/>
           <w:bCs/>
         </w:rPr>
+        <w:t>Bidang</w:t>
+      </w:r>
+      <w:bookmarkEnd w:id="6"/>
+    </w:p>
+    <w:p>
+      <w:pPr>
+        <w:rPr>
+          <w:rFonts w:ascii="Arial" w:hAnsi="Arial" w:cs="Arial"/>
+          <w:sz w:val="24"/>
+          <w:szCs w:val="24"/>
+        </w:rPr>
+      </w:pPr>
+      <w:r>
+        <w:drawing>
+          <wp:inline distT="0" distB="0" distL="0" distR="0" wp14:anchorId="2E1AD0C8" wp14:editId="48C5D20E">
+            <wp:extent cx="4247515" cy="3044825"/>
+            <wp:effectExtent l="0" t="0" r="635" b="3175"/>
+            <wp:docPr id="1278663170" name="Picture 3"/>
+            <wp:cNvGraphicFramePr>
+              <a:graphicFrameLocks xmlns:a="http://schemas.openxmlformats.org/drawingml/2006/main" noChangeAspect="1"/>
+            </wp:cNvGraphicFramePr>
+            <a:graphic xmlns:a="http://schemas.openxmlformats.org/drawingml/2006/main">
+              <a:graphicData uri="http://schemas.openxmlformats.org/drawingml/2006/picture">
+                <pic:pic xmlns:pic="http://schemas.openxmlformats.org/drawingml/2006/picture">
+                  <pic:nvPicPr>
+                    <pic:cNvPr id="0" name="Picture 3"/>
+                    <pic:cNvPicPr>
+                      <a:picLocks noChangeAspect="1" noChangeArrowheads="1"/>
+                    </pic:cNvPicPr>
+                  </pic:nvPicPr>
+                  <pic:blipFill>
+                    <a:blip r:embed="rId41" cstate="print">
+                      <a:extLst>
+                        <a:ext uri="{28A0092B-C50C-407E-A947-70E740481C1C}">
+                          <a14:useLocalDpi xmlns:a14="http://schemas.microsoft.com/office/drawing/2010/main" val="0"/>
+                        </a:ext>
+                      </a:extLst>
+                    </a:blip>
+                    <a:srcRect/>
+                    <a:stretch>
+                      <a:fillRect/>
+                    </a:stretch>
+                  </pic:blipFill>
+                  <pic:spPr bwMode="auto">
+                    <a:xfrm>
+                      <a:off x="0" y="0"/>
+                      <a:ext cx="4247515" cy="3044825"/>
+                    </a:xfrm>
+                    <a:prstGeom prst="rect">
+                      <a:avLst/>
+                    </a:prstGeom>
+                    <a:noFill/>
+                    <a:ln>
+                      <a:noFill/>
+                    </a:ln>
+                  </pic:spPr>
+                </pic:pic>
+              </a:graphicData>
+            </a:graphic>
+          </wp:inline>
+        </w:drawing>
+      </w:r>
+    </w:p>
+    <w:p>
+      <w:pPr>
+        <w:ind w:firstLine="567"/>
+        <w:rPr>
+          <w:rFonts w:ascii="Arial" w:hAnsi="Arial" w:cs="Arial"/>
+          <w:sz w:val="24"/>
+          <w:szCs w:val="24"/>
+        </w:rPr>
+      </w:pPr>
+      <w:r>
+        <w:rPr>
+          <w:rFonts w:ascii="Arial" w:hAnsi="Arial" w:cs="Arial"/>
+          <w:sz w:val="24"/>
+          <w:szCs w:val="24"/>
+        </w:rPr>
+        <w:t xml:space="preserve">Halaman ini </w:t>
+      </w:r>
+      <w:r>
+        <w:rPr>
+          <w:rFonts w:ascii="Arial" w:hAnsi="Arial" w:cs="Arial"/>
+          <w:sz w:val="24"/>
+          <w:szCs w:val="24"/>
+        </w:rPr>
+        <w:t xml:space="preserve">merupakan tampilan dari halaman </w:t>
+      </w:r>
+      <w:r>
+        <w:rPr>
+          <w:rFonts w:ascii="JetBrains Mono" w:hAnsi="JetBrains Mono" w:cs="JetBrains Mono"/>
+          <w:sz w:val="24"/>
+          <w:szCs w:val="24"/>
+        </w:rPr>
+        <w:t>Form6Bidang.cs</w:t>
+      </w:r>
+      <w:r>
+        <w:rPr>
+          <w:rFonts w:ascii="Arial" w:hAnsi="Arial" w:cs="Arial"/>
+          <w:sz w:val="24"/>
+          <w:szCs w:val="24"/>
+        </w:rPr>
+        <w:t>. Untuk melihatnya,</w:t>
+      </w:r>
+      <w:r>
+        <w:rPr>
+          <w:rFonts w:ascii="Arial" w:hAnsi="Arial" w:cs="Arial"/>
+          <w:sz w:val="24"/>
+          <w:szCs w:val="24"/>
+        </w:rPr>
+        <w:t xml:space="preserve"> </w:t>
+      </w:r>
+      <w:r>
+        <w:rPr>
+          <w:rFonts w:ascii="Arial" w:hAnsi="Arial" w:cs="Arial"/>
+          <w:sz w:val="24"/>
+          <w:szCs w:val="24"/>
+        </w:rPr>
+        <w:t xml:space="preserve">kita hanya perlu untuk </w:t>
+      </w:r>
+      <w:r>
+        <w:rPr>
+          <w:rFonts w:ascii="Arial" w:hAnsi="Arial" w:cs="Arial"/>
+          <w:sz w:val="24"/>
+          <w:szCs w:val="24"/>
+        </w:rPr>
+        <w:t>klik label ataupun ikon “bidang” yang terletak pada menu navigasi di sebelah kiri.</w:t>
+      </w:r>
+    </w:p>
+    <w:p>
+      <w:pPr>
+        <w:ind w:firstLine="567"/>
+        <w:rPr>
+          <w:rFonts w:ascii="Arial" w:hAnsi="Arial" w:cs="Arial"/>
+          <w:sz w:val="24"/>
+          <w:szCs w:val="24"/>
+        </w:rPr>
+      </w:pPr>
+      <w:r>
+        <w:rPr>
+          <w:rFonts w:ascii="Arial" w:hAnsi="Arial" w:cs="Arial"/>
+          <w:sz w:val="24"/>
+          <w:szCs w:val="24"/>
+        </w:rPr>
+        <w:t>Komponen-komponen yang digunakan pada halaman ini sama dengan yang digunakan pada halaman sebelumnya.</w:t>
+      </w:r>
+      <w:r>
+        <w:rPr>
+          <w:rFonts w:ascii="Arial" w:hAnsi="Arial" w:cs="Arial"/>
+          <w:sz w:val="24"/>
+          <w:szCs w:val="24"/>
+        </w:rPr>
+        <w:t xml:space="preserve"> </w:t>
+      </w:r>
+      <w:r>
+        <w:rPr>
+          <w:rFonts w:ascii="Arial" w:hAnsi="Arial" w:cs="Arial"/>
+          <w:sz w:val="24"/>
+          <w:szCs w:val="24"/>
+        </w:rPr>
+        <w:t xml:space="preserve">Akan tetapi, terdapat komponen baru yaitu </w:t>
+      </w:r>
+      <w:r>
+        <w:rPr>
+          <w:rFonts w:ascii="Arial" w:hAnsi="Arial" w:cs="Arial"/>
+          <w:sz w:val="24"/>
+          <w:szCs w:val="24"/>
+        </w:rPr>
+        <w:t>“dateTimePicker” yang dapat digunakan untuk memasukkan tanggal, seperti yang terletak di bagian kanan pada label “tanggal”.</w:t>
+      </w:r>
+    </w:p>
+    <w:p>
+      <w:pPr>
+        <w:ind w:firstLine="567"/>
+        <w:rPr>
+          <w:rFonts w:ascii="Arial" w:hAnsi="Arial" w:cs="Arial"/>
+          <w:sz w:val="24"/>
+          <w:szCs w:val="24"/>
+        </w:rPr>
+      </w:pPr>
+      <w:r>
+        <w:rPr>
+          <w:rFonts w:ascii="Arial" w:hAnsi="Arial" w:cs="Arial"/>
+          <w:sz w:val="24"/>
+          <w:szCs w:val="24"/>
+        </w:rPr>
+        <w:lastRenderedPageBreak/>
+        <w:t xml:space="preserve">Halaman ini berfungsi untuk menambah, mengubah, menghapus, dan melihat isi dari tabel </w:t>
+      </w:r>
+      <w:r>
+        <w:rPr>
+          <w:rFonts w:ascii="Arial" w:hAnsi="Arial" w:cs="Arial"/>
+          <w:b/>
+          <w:bCs/>
+          <w:sz w:val="24"/>
+          <w:szCs w:val="24"/>
+        </w:rPr>
+        <w:t>JadwalPenerbangan</w:t>
+      </w:r>
+      <w:r>
+        <w:rPr>
+          <w:rFonts w:ascii="Arial" w:hAnsi="Arial" w:cs="Arial"/>
+          <w:sz w:val="24"/>
+          <w:szCs w:val="24"/>
+        </w:rPr>
+        <w:t xml:space="preserve"> pada database. Cara kerjanya ialah …</w:t>
+      </w:r>
+    </w:p>
+    <w:p>
+      <w:pPr>
+        <w:ind w:firstLine="567"/>
+        <w:rPr>
+          <w:rFonts w:ascii="Arial" w:hAnsi="Arial" w:cs="Arial"/>
+          <w:sz w:val="24"/>
+          <w:szCs w:val="24"/>
+        </w:rPr>
+      </w:pPr>
+    </w:p>
+    <w:p>
+      <w:pPr>
+        <w:pStyle w:val="Heading2"/>
+        <w:rPr>
+          <w:rFonts w:ascii="Arial" w:hAnsi="Arial" w:cs="Arial"/>
+          <w:b/>
+          <w:bCs/>
+        </w:rPr>
+      </w:pPr>
+      <w:bookmarkStart w:id="7" w:name="_Toc240428018"/>
+      <w:r>
+        <w:rPr>
+          <w:rFonts w:ascii="Arial" w:hAnsi="Arial" w:cs="Arial"/>
+          <w:b/>
+          <w:bCs/>
+        </w:rPr>
+        <w:t xml:space="preserve">Halaman </w:t>
+      </w:r>
+      <w:r>
+        <w:rPr>
+          <w:rFonts w:ascii="Arial" w:hAnsi="Arial" w:cs="Arial"/>
+          <w:b/>
+          <w:bCs/>
+        </w:rPr>
+        <w:t>Sejarah</w:t>
+      </w:r>
+      <w:bookmarkEnd w:id="7"/>
+    </w:p>
+    <w:p>
+      <w:pPr>
+        <w:rPr>
+          <w:rFonts w:ascii="Arial" w:hAnsi="Arial" w:cs="Arial"/>
+          <w:sz w:val="24"/>
+          <w:szCs w:val="24"/>
+        </w:rPr>
+      </w:pPr>
+      <w:r>
+        <w:drawing>
+          <wp:inline distT="0" distB="0" distL="0" distR="0" wp14:anchorId="2B76D7AC" wp14:editId="67C341F2">
+            <wp:extent cx="4247515" cy="3017520"/>
+            <wp:effectExtent l="0" t="0" r="635" b="0"/>
+            <wp:docPr id="1716247951" name="Picture 4"/>
+            <wp:cNvGraphicFramePr>
+              <a:graphicFrameLocks xmlns:a="http://schemas.openxmlformats.org/drawingml/2006/main" noChangeAspect="1"/>
+            </wp:cNvGraphicFramePr>
+            <a:graphic xmlns:a="http://schemas.openxmlformats.org/drawingml/2006/main">
+              <a:graphicData uri="http://schemas.openxmlformats.org/drawingml/2006/picture">
+                <pic:pic xmlns:pic="http://schemas.openxmlformats.org/drawingml/2006/picture">
+                  <pic:nvPicPr>
+                    <pic:cNvPr id="0" name="Picture 4"/>
+                    <pic:cNvPicPr>
+                      <a:picLocks noChangeAspect="1" noChangeArrowheads="1"/>
+                    </pic:cNvPicPr>
+                  </pic:nvPicPr>
+                  <pic:blipFill>
+                    <a:blip r:embed="rId42" cstate="print">
+                      <a:extLst>
+                        <a:ext uri="{28A0092B-C50C-407E-A947-70E740481C1C}">
+                          <a14:useLocalDpi xmlns:a14="http://schemas.microsoft.com/office/drawing/2010/main" val="0"/>
+                        </a:ext>
+                      </a:extLst>
+                    </a:blip>
+                    <a:srcRect/>
+                    <a:stretch>
+                      <a:fillRect/>
+                    </a:stretch>
+                  </pic:blipFill>
+                  <pic:spPr bwMode="auto">
+                    <a:xfrm>
+                      <a:off x="0" y="0"/>
+                      <a:ext cx="4247515" cy="3017520"/>
+                    </a:xfrm>
+                    <a:prstGeom prst="rect">
+                      <a:avLst/>
+                    </a:prstGeom>
+                    <a:noFill/>
+                    <a:ln>
+                      <a:noFill/>
+                    </a:ln>
+                  </pic:spPr>
+                </pic:pic>
+              </a:graphicData>
+            </a:graphic>
+          </wp:inline>
+        </w:drawing>
+      </w:r>
+    </w:p>
+    <w:p>
+      <w:pPr>
+        <w:ind w:firstLine="567"/>
+        <w:rPr>
+          <w:rFonts w:ascii="Arial" w:hAnsi="Arial" w:cs="Arial"/>
+          <w:sz w:val="24"/>
+          <w:szCs w:val="24"/>
+        </w:rPr>
+      </w:pPr>
+      <w:r>
+        <w:rPr>
+          <w:rFonts w:ascii="Arial" w:hAnsi="Arial" w:cs="Arial"/>
+          <w:sz w:val="24"/>
+          <w:szCs w:val="24"/>
+        </w:rPr>
+        <w:t xml:space="preserve">Halaman ini </w:t>
+      </w:r>
+      <w:r>
+        <w:rPr>
+          <w:rFonts w:ascii="Arial" w:hAnsi="Arial" w:cs="Arial"/>
+          <w:sz w:val="24"/>
+          <w:szCs w:val="24"/>
+        </w:rPr>
+        <w:t xml:space="preserve">merupakan tampilan dari file </w:t>
+      </w:r>
+      <w:r>
+        <w:rPr>
+          <w:rFonts w:ascii="JetBrains Mono" w:hAnsi="JetBrains Mono" w:cs="JetBrains Mono"/>
+          <w:sz w:val="24"/>
+          <w:szCs w:val="24"/>
+        </w:rPr>
+        <w:t>Form7Sejarah.cs</w:t>
+      </w:r>
+      <w:r>
+        <w:rPr>
+          <w:rFonts w:ascii="Arial" w:hAnsi="Arial" w:cs="Arial"/>
+          <w:sz w:val="24"/>
+          <w:szCs w:val="24"/>
+        </w:rPr>
+        <w:t>. Untuk menemukannya, kita hanya perlu untuk</w:t>
+      </w:r>
+      <w:r>
+        <w:rPr>
+          <w:rFonts w:ascii="Arial" w:hAnsi="Arial" w:cs="Arial"/>
+          <w:sz w:val="24"/>
+          <w:szCs w:val="24"/>
+        </w:rPr>
+        <w:t xml:space="preserve"> klik label ataupun ikon “sejarah” yang terletak pada menu navigasi di bagian pojok kiri.</w:t>
+      </w:r>
+    </w:p>
+    <w:p>
+      <w:pPr>
+        <w:ind w:firstLine="567"/>
+        <w:rPr>
+          <w:rFonts w:ascii="Arial" w:hAnsi="Arial" w:cs="Arial"/>
+          <w:sz w:val="24"/>
+          <w:szCs w:val="24"/>
+        </w:rPr>
+      </w:pPr>
+      <w:r>
+        <w:rPr>
+          <w:rFonts w:ascii="Arial" w:hAnsi="Arial" w:cs="Arial"/>
+          <w:sz w:val="24"/>
+          <w:szCs w:val="24"/>
+        </w:rPr>
+        <w:t xml:space="preserve">Sama seperti pada sebelum-sebelumnya, halaman ini juga berfungsi untuk menambah, mengubah, menghapus, dan melihat isi dari tabel </w:t>
+      </w:r>
+      <w:r>
+        <w:rPr>
+          <w:rFonts w:ascii="Arial" w:hAnsi="Arial" w:cs="Arial"/>
+          <w:b/>
+          <w:bCs/>
+          <w:sz w:val="24"/>
+          <w:szCs w:val="24"/>
+        </w:rPr>
+        <w:t>KodePromo</w:t>
+      </w:r>
+      <w:r>
+        <w:rPr>
+          <w:rFonts w:ascii="Arial" w:hAnsi="Arial" w:cs="Arial"/>
+          <w:sz w:val="24"/>
+          <w:szCs w:val="24"/>
+        </w:rPr>
+        <w:t xml:space="preserve"> pada database.</w:t>
+      </w:r>
+      <w:r>
+        <w:rPr>
+          <w:rFonts w:ascii="Arial" w:hAnsi="Arial" w:cs="Arial"/>
+          <w:sz w:val="24"/>
+          <w:szCs w:val="24"/>
+        </w:rPr>
+        <w:t xml:space="preserve"> </w:t>
+      </w:r>
+      <w:r>
+        <w:rPr>
+          <w:rFonts w:ascii="Arial" w:hAnsi="Arial" w:cs="Arial"/>
+          <w:sz w:val="24"/>
+          <w:szCs w:val="24"/>
+        </w:rPr>
+        <w:t>Cara kerjanya ialah …</w:t>
+      </w:r>
+    </w:p>
+    <w:p>
+      <w:pPr>
+        <w:ind w:firstLine="567"/>
+        <w:rPr>
+          <w:rFonts w:ascii="Arial" w:hAnsi="Arial" w:cs="Arial"/>
+          <w:sz w:val="24"/>
+          <w:szCs w:val="24"/>
+        </w:rPr>
+      </w:pPr>
+    </w:p>
+    <w:p>
+      <w:pPr>
+        <w:pStyle w:val="Heading2"/>
+        <w:rPr>
+          <w:rFonts w:ascii="Arial" w:hAnsi="Arial" w:cs="Arial"/>
+          <w:b/>
+          <w:bCs/>
+        </w:rPr>
+      </w:pPr>
+      <w:bookmarkStart w:id="8" w:name="_Toc240428019"/>
+      <w:r>
+        <w:rPr>
+          <w:rFonts w:ascii="Arial" w:hAnsi="Arial" w:cs="Arial"/>
+          <w:b/>
+          <w:bCs/>
+        </w:rPr>
+        <w:lastRenderedPageBreak/>
+        <w:t xml:space="preserve">Halaman </w:t>
+      </w:r>
+      <w:r>
+        <w:rPr>
+          <w:rFonts w:ascii="Arial" w:hAnsi="Arial" w:cs="Arial"/>
+          <w:b/>
+          <w:bCs/>
+        </w:rPr>
+        <w:t>Slot</w:t>
+      </w:r>
+      <w:bookmarkEnd w:id="8"/>
+    </w:p>
+    <w:p>
+      <w:pPr>
+        <w:rPr>
+          <w:rFonts w:ascii="Arial" w:hAnsi="Arial" w:cs="Arial"/>
+          <w:sz w:val="24"/>
+          <w:szCs w:val="24"/>
+        </w:rPr>
+      </w:pPr>
+      <w:r>
+        <w:drawing>
+          <wp:inline distT="0" distB="0" distL="0" distR="0" wp14:anchorId="4E5CA86D" wp14:editId="53FB38EA">
+            <wp:extent cx="4247515" cy="3010535"/>
+            <wp:effectExtent l="0" t="0" r="635" b="0"/>
+            <wp:docPr id="626129064" name="Picture 5"/>
+            <wp:cNvGraphicFramePr>
+              <a:graphicFrameLocks xmlns:a="http://schemas.openxmlformats.org/drawingml/2006/main" noChangeAspect="1"/>
+            </wp:cNvGraphicFramePr>
+            <a:graphic xmlns:a="http://schemas.openxmlformats.org/drawingml/2006/main">
+              <a:graphicData uri="http://schemas.openxmlformats.org/drawingml/2006/picture">
+                <pic:pic xmlns:pic="http://schemas.openxmlformats.org/drawingml/2006/picture">
+                  <pic:nvPicPr>
+                    <pic:cNvPr id="0" name="Picture 5"/>
+                    <pic:cNvPicPr>
+                      <a:picLocks noChangeAspect="1" noChangeArrowheads="1"/>
+                    </pic:cNvPicPr>
+                  </pic:nvPicPr>
+                  <pic:blipFill>
+                    <a:blip r:embed="rId43" cstate="print">
+                      <a:extLst>
+                        <a:ext uri="{28A0092B-C50C-407E-A947-70E740481C1C}">
+                          <a14:useLocalDpi xmlns:a14="http://schemas.microsoft.com/office/drawing/2010/main" val="0"/>
+                        </a:ext>
+                      </a:extLst>
+                    </a:blip>
+                    <a:srcRect/>
+                    <a:stretch>
+                      <a:fillRect/>
+                    </a:stretch>
+                  </pic:blipFill>
+                  <pic:spPr bwMode="auto">
+                    <a:xfrm>
+                      <a:off x="0" y="0"/>
+                      <a:ext cx="4247515" cy="3010535"/>
+                    </a:xfrm>
+                    <a:prstGeom prst="rect">
+                      <a:avLst/>
+                    </a:prstGeom>
+                    <a:noFill/>
+                    <a:ln>
+                      <a:noFill/>
+                    </a:ln>
+                  </pic:spPr>
+                </pic:pic>
+              </a:graphicData>
+            </a:graphic>
+          </wp:inline>
+        </w:drawing>
+      </w:r>
+    </w:p>
+    <w:p>
+      <w:pPr>
+        <w:ind w:firstLine="567"/>
+        <w:rPr>
+          <w:rFonts w:ascii="Arial" w:hAnsi="Arial" w:cs="Arial"/>
+          <w:sz w:val="24"/>
+          <w:szCs w:val="24"/>
+        </w:rPr>
+      </w:pPr>
+      <w:r>
+        <w:rPr>
+          <w:rFonts w:ascii="Arial" w:hAnsi="Arial" w:cs="Arial"/>
+          <w:sz w:val="24"/>
+          <w:szCs w:val="24"/>
+        </w:rPr>
+        <w:t xml:space="preserve">Ini adalah halaman terakhir dari admin. Halaman ini </w:t>
+      </w:r>
+      <w:r>
+        <w:rPr>
+          <w:rFonts w:ascii="Arial" w:hAnsi="Arial" w:cs="Arial"/>
+          <w:sz w:val="24"/>
+          <w:szCs w:val="24"/>
+        </w:rPr>
+        <w:t xml:space="preserve">merupakan tampilan dari file </w:t>
+      </w:r>
+      <w:r>
+        <w:rPr>
+          <w:rFonts w:ascii="JetBrains Mono" w:hAnsi="JetBrains Mono" w:cs="JetBrains Mono"/>
+          <w:sz w:val="24"/>
+          <w:szCs w:val="24"/>
+        </w:rPr>
+        <w:t>Form8Slot.cs</w:t>
+      </w:r>
+      <w:r>
+        <w:rPr>
+          <w:rFonts w:ascii="Arial" w:hAnsi="Arial" w:cs="Arial"/>
+          <w:sz w:val="24"/>
+          <w:szCs w:val="24"/>
+        </w:rPr>
+        <w:t>. Kita dapat melihat halaman ini</w:t>
+      </w:r>
+      <w:r>
+        <w:rPr>
+          <w:rFonts w:ascii="Arial" w:hAnsi="Arial" w:cs="Arial"/>
+          <w:sz w:val="24"/>
+          <w:szCs w:val="24"/>
+        </w:rPr>
+        <w:t xml:space="preserve"> dengan cara klik label maupun ikon “slot” yang terletak pada menu navigasi di bagian kiri.</w:t>
+      </w:r>
+    </w:p>
+    <w:p>
+      <w:pPr>
+        <w:ind w:firstLine="567"/>
+        <w:rPr>
+          <w:rFonts w:ascii="Arial" w:hAnsi="Arial" w:cs="Arial"/>
+          <w:sz w:val="24"/>
+          <w:szCs w:val="24"/>
+        </w:rPr>
+      </w:pPr>
+      <w:r>
+        <w:rPr>
+          <w:rFonts w:ascii="Arial" w:hAnsi="Arial" w:cs="Arial"/>
+          <w:sz w:val="24"/>
+          <w:szCs w:val="24"/>
+        </w:rPr>
+        <w:t xml:space="preserve">Sayangnya, kami tidak bisa menjelaskan </w:t>
+      </w:r>
+      <w:r>
+        <w:rPr>
+          <w:rFonts w:ascii="Arial" w:hAnsi="Arial" w:cs="Arial"/>
+          <w:sz w:val="24"/>
+          <w:szCs w:val="24"/>
+        </w:rPr>
+        <w:t xml:space="preserve">fungsi dan </w:t>
+      </w:r>
+      <w:r>
+        <w:rPr>
+          <w:rFonts w:ascii="Arial" w:hAnsi="Arial" w:cs="Arial"/>
+          <w:sz w:val="24"/>
+          <w:szCs w:val="24"/>
+        </w:rPr>
+        <w:t>cara kerja keseluruhan dari halaman ini, karena video tugas yang diberikan sendiri itu tidak lengkap dan masih ada yang error meskipun sudah kami ikuti dengan baik…</w:t>
+      </w:r>
+    </w:p>
+    <w:p>
+      <w:pPr>
+        <w:ind w:firstLine="567"/>
+        <w:rPr>
+          <w:rFonts w:ascii="Arial" w:hAnsi="Arial" w:cs="Arial"/>
+          <w:sz w:val="24"/>
+          <w:szCs w:val="24"/>
+        </w:rPr>
+      </w:pPr>
+    </w:p>
+    <w:p>
+      <w:pPr>
+        <w:pStyle w:val="Heading1"/>
+        <w:rPr>
+          <w:rFonts w:ascii="Arial" w:hAnsi="Arial" w:cs="Arial"/>
+          <w:b/>
+          <w:bCs/>
+        </w:rPr>
+      </w:pPr>
+      <w:bookmarkStart w:id="9" w:name="_Toc240428020"/>
+      <w:r>
+        <w:rPr>
+          <w:rFonts w:ascii="Arial" w:hAnsi="Arial" w:cs="Arial"/>
+          <w:b/>
+          <w:bCs/>
+        </w:rPr>
+        <w:lastRenderedPageBreak/>
+        <w:t>Halaman Customer</w:t>
+      </w:r>
+      <w:bookmarkEnd w:id="9"/>
+    </w:p>
+    <w:p>
+      <w:pPr>
+        <w:ind w:firstLine="567"/>
+        <w:rPr>
+          <w:rFonts w:ascii="Arial" w:hAnsi="Arial" w:cs="Arial"/>
+          <w:sz w:val="24"/>
+          <w:szCs w:val="24"/>
+        </w:rPr>
+      </w:pPr>
+      <w:r>
+        <w:rPr>
+          <w:rFonts w:ascii="Arial" w:hAnsi="Arial" w:cs="Arial"/>
+          <w:sz w:val="24"/>
+          <w:szCs w:val="24"/>
+        </w:rPr>
+        <w:t>Pada video windows form, kita dapat menemukan folder customer. Video tersebut memberi arahan kepada kita untuk membuat beberapa tambahan untuk customer.</w:t>
+      </w:r>
+    </w:p>
+    <w:p>
+      <w:pPr>
+        <w:ind w:firstLine="567"/>
+        <w:rPr>
+          <w:rFonts w:ascii="Arial" w:hAnsi="Arial" w:cs="Arial"/>
+          <w:sz w:val="24"/>
+          <w:szCs w:val="24"/>
+        </w:rPr>
+      </w:pPr>
+      <w:r>
+        <w:rPr>
+          <w:rFonts w:ascii="Arial" w:hAnsi="Arial" w:cs="Arial"/>
+          <w:sz w:val="24"/>
+          <w:szCs w:val="24"/>
+        </w:rPr>
+        <w:t xml:space="preserve">Halaman tersebut terdiri dari file </w:t>
+      </w:r>
+      <w:r>
+        <w:rPr>
+          <w:rFonts w:ascii="JetBrains Mono" w:hAnsi="JetBrains Mono" w:cs="JetBrains Mono"/>
+          <w:sz w:val="24"/>
+          <w:szCs w:val="24"/>
+        </w:rPr>
+        <w:t>Form9CustomerMain.cs</w:t>
+      </w:r>
+      <w:r>
+        <w:rPr>
+          <w:rFonts w:ascii="JetBrains Mono" w:hAnsi="JetBrains Mono" w:cs="JetBrains Mono"/>
+          <w:sz w:val="24"/>
+          <w:szCs w:val="24"/>
+        </w:rPr>
+        <w:t xml:space="preserve">, </w:t>
+      </w:r>
+      <w:r>
+        <w:rPr>
+          <w:rFonts w:ascii="JetBrains Mono" w:hAnsi="JetBrains Mono" w:cs="JetBrains Mono"/>
+          <w:sz w:val="24"/>
+          <w:szCs w:val="24"/>
+        </w:rPr>
+        <w:t xml:space="preserve">Form10ListPenerbangan.cs, Form11BeliTiket.cs, </w:t>
+      </w:r>
+      <w:r>
+        <w:rPr>
+          <w:rFonts w:ascii="Arial" w:hAnsi="Arial" w:cs="Arial"/>
+          <w:sz w:val="24"/>
+          <w:szCs w:val="24"/>
+        </w:rPr>
+        <w:t>dan</w:t>
+      </w:r>
+      <w:r>
+        <w:rPr>
+          <w:rFonts w:ascii="JetBrains Mono" w:hAnsi="JetBrains Mono" w:cs="JetBrains Mono"/>
+          <w:sz w:val="24"/>
+          <w:szCs w:val="24"/>
+        </w:rPr>
+        <w:t xml:space="preserve"> Form12TiketSaya.cs</w:t>
+      </w:r>
+      <w:r>
+        <w:rPr>
+          <w:rFonts w:ascii="Arial" w:hAnsi="Arial" w:cs="Arial"/>
+          <w:sz w:val="24"/>
+          <w:szCs w:val="24"/>
+        </w:rPr>
+        <w:t xml:space="preserve">. Masing-masing dari halaman tersebut memiliki </w:t>
+      </w:r>
+      <w:r>
+        <w:rPr>
+          <w:rFonts w:ascii="Arial" w:hAnsi="Arial" w:cs="Arial"/>
+          <w:sz w:val="24"/>
+          <w:szCs w:val="24"/>
+        </w:rPr>
+        <w:t xml:space="preserve">fungsi dan </w:t>
+      </w:r>
+      <w:r>
+        <w:rPr>
+          <w:rFonts w:ascii="Arial" w:hAnsi="Arial" w:cs="Arial"/>
+          <w:sz w:val="24"/>
+          <w:szCs w:val="24"/>
+        </w:rPr>
+        <w:t>tampilannya sendiri.</w:t>
+      </w:r>
+    </w:p>
+    <w:p>
+      <w:pPr>
+        <w:pStyle w:val="Heading2"/>
+        <w:rPr>
+          <w:rFonts w:ascii="Arial" w:hAnsi="Arial" w:cs="Arial"/>
+          <w:b/>
+          <w:bCs/>
+        </w:rPr>
+      </w:pPr>
+      <w:bookmarkStart w:id="10" w:name="_Toc240428021"/>
+      <w:r>
+        <w:rPr>
+          <w:rFonts w:ascii="Arial" w:hAnsi="Arial" w:cs="Arial"/>
+          <w:b/>
+          <w:bCs/>
+        </w:rPr>
+        <w:t>Halaman Utama</w:t>
+      </w:r>
+      <w:bookmarkEnd w:id="10"/>
+    </w:p>
+    <w:p>
+      <w:pPr>
+        <w:rPr>
+          <w:rFonts w:ascii="Arial" w:hAnsi="Arial" w:cs="Arial"/>
+          <w:sz w:val="24"/>
+          <w:szCs w:val="24"/>
+        </w:rPr>
+      </w:pPr>
+      <w:r>
+        <w:drawing>
+          <wp:inline distT="0" distB="0" distL="0" distR="0" wp14:anchorId="33344E3F" wp14:editId="4EE1E191">
+            <wp:extent cx="4247515" cy="2343150"/>
+            <wp:effectExtent l="0" t="0" r="635" b="0"/>
+            <wp:docPr id="716266739" name="Picture 6"/>
+            <wp:cNvGraphicFramePr>
+              <a:graphicFrameLocks xmlns:a="http://schemas.openxmlformats.org/drawingml/2006/main" noChangeAspect="1"/>
+            </wp:cNvGraphicFramePr>
+            <a:graphic xmlns:a="http://schemas.openxmlformats.org/drawingml/2006/main">
+              <a:graphicData uri="http://schemas.openxmlformats.org/drawingml/2006/picture">
+                <pic:pic xmlns:pic="http://schemas.openxmlformats.org/drawingml/2006/picture">
+                  <pic:nvPicPr>
+                    <pic:cNvPr id="0" name="Picture 11"/>
+                    <pic:cNvPicPr>
+                      <a:picLocks noChangeAspect="1" noChangeArrowheads="1"/>
+                    </pic:cNvPicPr>
+                  </pic:nvPicPr>
+                  <pic:blipFill>
+                    <a:blip r:embed="rId44" cstate="print">
+                      <a:extLst>
+                        <a:ext uri="{28A0092B-C50C-407E-A947-70E740481C1C}">
+                          <a14:useLocalDpi xmlns:a14="http://schemas.microsoft.com/office/drawing/2010/main" val="0"/>
+                        </a:ext>
+                      </a:extLst>
+                    </a:blip>
+                    <a:srcRect/>
+                    <a:stretch>
+                      <a:fillRect/>
+                    </a:stretch>
+                  </pic:blipFill>
+                  <pic:spPr bwMode="auto">
+                    <a:xfrm>
+                      <a:off x="0" y="0"/>
+                      <a:ext cx="4247515" cy="2343150"/>
+                    </a:xfrm>
+                    <a:prstGeom prst="rect">
+                      <a:avLst/>
+                    </a:prstGeom>
+                    <a:noFill/>
+                    <a:ln>
+                      <a:noFill/>
+                    </a:ln>
+                  </pic:spPr>
+                </pic:pic>
+              </a:graphicData>
+            </a:graphic>
+          </wp:inline>
+        </w:drawing>
+      </w:r>
+    </w:p>
+    <w:p>
+      <w:pPr>
+        <w:ind w:firstLine="567"/>
+        <w:rPr>
+          <w:rFonts w:ascii="Arial" w:hAnsi="Arial" w:cs="Arial"/>
+          <w:sz w:val="24"/>
+          <w:szCs w:val="24"/>
+        </w:rPr>
+      </w:pPr>
+      <w:r>
+        <w:rPr>
+          <w:rFonts w:ascii="Arial" w:hAnsi="Arial" w:cs="Arial"/>
+          <w:sz w:val="24"/>
+          <w:szCs w:val="24"/>
+        </w:rPr>
+        <w:t>Halaman ini akan menampilkan</w:t>
+      </w:r>
+    </w:p>
+    <w:p>
+      <w:pPr>
+        <w:ind w:firstLine="567"/>
+        <w:rPr>
+          <w:rFonts w:ascii="Arial" w:hAnsi="Arial" w:cs="Arial"/>
+          <w:sz w:val="24"/>
+          <w:szCs w:val="24"/>
+        </w:rPr>
+      </w:pPr>
+    </w:p>
+    <w:p>
+      <w:pPr>
+        <w:pStyle w:val="Heading2"/>
+        <w:rPr>
+          <w:rFonts w:ascii="Arial" w:hAnsi="Arial" w:cs="Arial"/>
+          <w:b/>
+          <w:bCs/>
+        </w:rPr>
+      </w:pPr>
+      <w:bookmarkStart w:id="11" w:name="_Toc240428022"/>
+      <w:r>
+        <w:rPr>
+          <w:rFonts w:ascii="Arial" w:hAnsi="Arial" w:cs="Arial"/>
+          <w:b/>
+          <w:bCs/>
+        </w:rPr>
+        <w:lastRenderedPageBreak/>
+        <w:t>Halaman Daftar Penerbangan</w:t>
+      </w:r>
+      <w:bookmarkEnd w:id="11"/>
+    </w:p>
+    <w:p>
+      <w:pPr>
+        <w:rPr>
+          <w:rFonts w:ascii="Arial" w:hAnsi="Arial" w:cs="Arial"/>
+          <w:sz w:val="24"/>
+          <w:szCs w:val="24"/>
+        </w:rPr>
+      </w:pPr>
+      <w:r>
+        <w:drawing>
+          <wp:inline distT="0" distB="0" distL="0" distR="0" wp14:anchorId="5C823E06" wp14:editId="6866E812">
+            <wp:extent cx="4247515" cy="2823210"/>
+            <wp:effectExtent l="0" t="0" r="635" b="0"/>
+            <wp:docPr id="341422928" name="Picture 7"/>
+            <wp:cNvGraphicFramePr>
+              <a:graphicFrameLocks xmlns:a="http://schemas.openxmlformats.org/drawingml/2006/main" noChangeAspect="1"/>
+            </wp:cNvGraphicFramePr>
+            <a:graphic xmlns:a="http://schemas.openxmlformats.org/drawingml/2006/main">
+              <a:graphicData uri="http://schemas.openxmlformats.org/drawingml/2006/picture">
+                <pic:pic xmlns:pic="http://schemas.openxmlformats.org/drawingml/2006/picture">
+                  <pic:nvPicPr>
+                    <pic:cNvPr id="0" name="Picture 12"/>
+                    <pic:cNvPicPr>
+                      <a:picLocks noChangeAspect="1" noChangeArrowheads="1"/>
+                    </pic:cNvPicPr>
+                  </pic:nvPicPr>
+                  <pic:blipFill>
+                    <a:blip r:embed="rId45" cstate="print">
+                      <a:extLst>
+                        <a:ext uri="{28A0092B-C50C-407E-A947-70E740481C1C}">
+                          <a14:useLocalDpi xmlns:a14="http://schemas.microsoft.com/office/drawing/2010/main" val="0"/>
+                        </a:ext>
+                      </a:extLst>
+                    </a:blip>
+                    <a:srcRect/>
+                    <a:stretch>
+                      <a:fillRect/>
+                    </a:stretch>
+                  </pic:blipFill>
+                  <pic:spPr bwMode="auto">
+                    <a:xfrm>
+                      <a:off x="0" y="0"/>
+                      <a:ext cx="4247515" cy="2823210"/>
+                    </a:xfrm>
+                    <a:prstGeom prst="rect">
+                      <a:avLst/>
+                    </a:prstGeom>
+                    <a:noFill/>
+                    <a:ln>
+                      <a:noFill/>
+                    </a:ln>
+                  </pic:spPr>
+                </pic:pic>
+              </a:graphicData>
+            </a:graphic>
+          </wp:inline>
+        </w:drawing>
+      </w:r>
+    </w:p>
+    <w:p>
+      <w:pPr>
+        <w:ind w:firstLine="567"/>
+        <w:rPr>
+          <w:rFonts w:ascii="Arial" w:hAnsi="Arial" w:cs="Arial"/>
+          <w:sz w:val="24"/>
+          <w:szCs w:val="24"/>
+        </w:rPr>
+      </w:pPr>
+      <w:r>
+        <w:rPr>
+          <w:rFonts w:ascii="Arial" w:hAnsi="Arial" w:cs="Arial"/>
+          <w:sz w:val="24"/>
+          <w:szCs w:val="24"/>
+        </w:rPr>
+        <w:t>Hai</w:t>
+      </w:r>
+    </w:p>
+    <w:p>
+      <w:pPr>
+        <w:ind w:firstLine="567"/>
+        <w:rPr>
+          <w:rFonts w:ascii="Arial" w:hAnsi="Arial" w:cs="Arial"/>
+          <w:sz w:val="24"/>
+          <w:szCs w:val="24"/>
+        </w:rPr>
+      </w:pPr>
+    </w:p>
+    <w:p>
+      <w:pPr>
+        <w:pStyle w:val="Heading2"/>
+        <w:rPr>
+          <w:rFonts w:ascii="Arial" w:hAnsi="Arial" w:cs="Arial"/>
+          <w:b/>
+          <w:bCs/>
+        </w:rPr>
+      </w:pPr>
+      <w:bookmarkStart w:id="12" w:name="_Toc240428023"/>
+      <w:r>
+        <w:rPr>
+          <w:rFonts w:ascii="Arial" w:hAnsi="Arial" w:cs="Arial"/>
+          <w:b/>
+          <w:bCs/>
+        </w:rPr>
+        <w:lastRenderedPageBreak/>
         <w:t>Halaman Beli Tiket</w:t>
       </w:r>
+      <w:bookmarkEnd w:id="12"/>
+    </w:p>
+    <w:p>
+      <w:pPr>
+        <w:rPr>
+          <w:rFonts w:ascii="Arial" w:hAnsi="Arial" w:cs="Arial"/>
+          <w:sz w:val="24"/>
+          <w:szCs w:val="24"/>
+        </w:rPr>
+      </w:pPr>
+      <w:r>
+        <w:drawing>
+          <wp:inline distT="0" distB="0" distL="0" distR="0" wp14:anchorId="6C7D063C" wp14:editId="0E04C785">
+            <wp:extent cx="4247515" cy="2362835"/>
+            <wp:effectExtent l="0" t="0" r="635" b="0"/>
+            <wp:docPr id="1606058606" name="Picture 8"/>
+            <wp:cNvGraphicFramePr>
+              <a:graphicFrameLocks xmlns:a="http://schemas.openxmlformats.org/drawingml/2006/main" noChangeAspect="1"/>
+            </wp:cNvGraphicFramePr>
+            <a:graphic xmlns:a="http://schemas.openxmlformats.org/drawingml/2006/main">
+              <a:graphicData uri="http://schemas.openxmlformats.org/drawingml/2006/picture">
+                <pic:pic xmlns:pic="http://schemas.openxmlformats.org/drawingml/2006/picture">
+                  <pic:nvPicPr>
+                    <pic:cNvPr id="0" name="Picture 13"/>
+                    <pic:cNvPicPr>
+                      <a:picLocks noChangeAspect="1" noChangeArrowheads="1"/>
+                    </pic:cNvPicPr>
+                  </pic:nvPicPr>
+                  <pic:blipFill>
+                    <a:blip r:embed="rId46" cstate="print">
+                      <a:extLst>
+                        <a:ext uri="{28A0092B-C50C-407E-A947-70E740481C1C}">
+                          <a14:useLocalDpi xmlns:a14="http://schemas.microsoft.com/office/drawing/2010/main" val="0"/>
+                        </a:ext>
+                      </a:extLst>
+                    </a:blip>
+                    <a:srcRect/>
+                    <a:stretch>
+                      <a:fillRect/>
+                    </a:stretch>
+                  </pic:blipFill>
+                  <pic:spPr bwMode="auto">
+                    <a:xfrm>
+                      <a:off x="0" y="0"/>
+                      <a:ext cx="4247515" cy="2362835"/>
+                    </a:xfrm>
+                    <a:prstGeom prst="rect">
+                      <a:avLst/>
+                    </a:prstGeom>
+                    <a:noFill/>
+                    <a:ln>
+                      <a:noFill/>
+                    </a:ln>
+                  </pic:spPr>
+                </pic:pic>
+              </a:graphicData>
+            </a:graphic>
+          </wp:inline>
+        </w:drawing>
+      </w:r>
     </w:p>
     <w:p>
       <w:pPr>
@@ -5354,13 +8134,109 @@
           <w:szCs w:val="24"/>
         </w:rPr>
       </w:pPr>
-      <w:r>
-        <w:rPr>
-          <w:rFonts w:ascii="Arial" w:hAnsi="Arial" w:cs="Arial"/>
-          <w:sz w:val="24"/>
-          <w:szCs w:val="24"/>
-        </w:rPr>
-        <w:t>Demikian ialah penjelasan tugas admin forms dengan aplikasi winforms visual studio C#. Semoga dapat bermanfaat, kami akhiri, terima kasih.</w:t>
+    </w:p>
+    <w:p>
+      <w:pPr>
+        <w:pStyle w:val="Heading1"/>
+        <w:rPr>
+          <w:rFonts w:ascii="Arial" w:hAnsi="Arial" w:cs="Arial"/>
+          <w:b/>
+          <w:bCs/>
+        </w:rPr>
+      </w:pPr>
+      <w:bookmarkStart w:id="13" w:name="_Toc240428024"/>
+      <w:r>
+        <w:rPr>
+          <w:rFonts w:ascii="Arial" w:hAnsi="Arial" w:cs="Arial"/>
+          <w:b/>
+          <w:bCs/>
+        </w:rPr>
+        <w:t>Penutup</w:t>
+      </w:r>
+      <w:bookmarkEnd w:id="13"/>
+    </w:p>
+    <w:p>
+      <w:pPr>
+        <w:ind w:firstLine="567"/>
+        <w:rPr>
+          <w:rFonts w:ascii="Arial" w:hAnsi="Arial" w:cs="Arial"/>
+          <w:sz w:val="24"/>
+          <w:szCs w:val="24"/>
+        </w:rPr>
+      </w:pPr>
+      <w:r>
+        <w:rPr>
+          <w:rFonts w:ascii="Arial" w:hAnsi="Arial" w:cs="Arial"/>
+          <w:sz w:val="24"/>
+          <w:szCs w:val="24"/>
+        </w:rPr>
+        <w:t xml:space="preserve">Demikian ialah penjelasan tugas </w:t>
+      </w:r>
+      <w:r>
+        <w:rPr>
+          <w:rFonts w:ascii="Arial" w:hAnsi="Arial" w:cs="Arial"/>
+          <w:sz w:val="24"/>
+          <w:szCs w:val="24"/>
+        </w:rPr>
+        <w:t>aplikasi bandara dengan menggunakan</w:t>
+      </w:r>
+      <w:r>
+        <w:rPr>
+          <w:rFonts w:ascii="Arial" w:hAnsi="Arial" w:cs="Arial"/>
+          <w:sz w:val="24"/>
+          <w:szCs w:val="24"/>
+        </w:rPr>
+        <w:t xml:space="preserve"> winforms visual studio C#. </w:t>
+      </w:r>
+      <w:r>
+        <w:rPr>
+          <w:rFonts w:ascii="Arial" w:hAnsi="Arial" w:cs="Arial"/>
+          <w:sz w:val="24"/>
+          <w:szCs w:val="24"/>
+        </w:rPr>
+        <w:t>Kurang lebihnya kami memohon maaf sebesar-besarnya.</w:t>
+      </w:r>
+    </w:p>
+    <w:p>
+      <w:pPr>
+        <w:ind w:firstLine="567"/>
+        <w:rPr>
+          <w:rFonts w:ascii="Arial" w:hAnsi="Arial" w:cs="Arial"/>
+          <w:sz w:val="24"/>
+          <w:szCs w:val="24"/>
+        </w:rPr>
+      </w:pPr>
+      <w:r>
+        <w:rPr>
+          <w:rFonts w:ascii="Arial" w:hAnsi="Arial" w:cs="Arial"/>
+          <w:sz w:val="24"/>
+          <w:szCs w:val="24"/>
+        </w:rPr>
+        <w:t xml:space="preserve">Apabila ada saran dan masukan, silakan untuk menghubungi admin, karena saran dan masukan dari kalian sangatlah berharga bagi perkembangan kami di waktu kedepannya. </w:t>
+      </w:r>
+      <w:r>
+        <w:rPr>
+          <w:rFonts w:ascii="Arial" w:hAnsi="Arial" w:cs="Arial"/>
+          <w:sz w:val="24"/>
+          <w:szCs w:val="24"/>
+        </w:rPr>
+        <w:t>Semoga dapat bermanfaat</w:t>
+      </w:r>
+      <w:r>
+        <w:rPr>
+          <w:rFonts w:ascii="Arial" w:hAnsi="Arial" w:cs="Arial"/>
+          <w:sz w:val="24"/>
+          <w:szCs w:val="24"/>
+        </w:rPr>
+        <w:t xml:space="preserve"> bagi semuanya</w:t>
+      </w:r>
+      <w:r>
+        <w:rPr>
+          <w:rFonts w:ascii="Arial" w:hAnsi="Arial" w:cs="Arial"/>
+          <w:sz w:val="24"/>
+          <w:szCs w:val="24"/>
+        </w:rPr>
+        <w:t>, kami akhiri, terima kasih.</w:t>
       </w:r>
     </w:p>
     <w:sectPr>
@@ -5371,6 +8247,56 @@
     </w:sectPr>
   </w:body>
 </w:document>
+</file>
+
+<file path=word/endnotes.xml><?xml version="1.0" encoding="utf-8"?>
+<w:endnotes xmlns:wpc="http://schemas.microsoft.com/office/word/2010/wordprocessingCanvas" xmlns:cx="http://schemas.microsoft.com/office/drawing/2014/chartex" xmlns:cx1="http://schemas.microsoft.com/office/drawing/2015/9/8/chartex" xmlns:cx2="http://schemas.microsoft.com/office/drawing/2015/10/21/chartex" xmlns:cx3="http://schemas.microsoft.com/office/drawing/2016/5/9/chartex" xmlns:cx4="http://schemas.microsoft.com/office/drawing/2016/5/10/chartex" xmlns:cx5="http://schemas.microsoft.com/office/drawing/2016/5/11/chartex" xmlns:cx6="http://schemas.microsoft.com/office/drawing/2016/5/12/chartex" xmlns:cx7="http://schemas.microsoft.com/office/drawing/2016/5/13/chartex" xmlns:cx8="http://schemas.microsoft.com/office/drawing/2016/5/14/chartex" xmlns:mc="http://schemas.openxmlformats.org/markup-compatibility/2006" xmlns:aink="http://schemas.microsoft.com/office/drawing/2016/ink" xmlns:am3d="http://schemas.microsoft.com/office/drawing/2017/model3d" xmlns:o="urn:schemas-microsoft-com:office:office" xmlns:oel="http://schemas.microsoft.com/office/2019/extlst" xmlns:r="http://schemas.openxmlformats.org/officeDocument/2006/relationships" xmlns:m="http://schemas.openxmlformats.org/officeDocument/2006/math" xmlns:v="urn:schemas-microsoft-com:vml" xmlns:wp14="http://schemas.microsoft.com/office/word/2010/wordprocessingDrawing" xmlns:wp="http://schemas.openxmlformats.org/drawingml/2006/wordprocessingDrawing" xmlns:w10="urn:schemas-microsoft-com:office:word" xmlns:w="http://schemas.openxmlformats.org/wordprocessingml/2006/main" xmlns:w14="http://schemas.microsoft.com/office/word/2010/wordml" xmlns:w15="http://schemas.microsoft.com/office/word/2012/wordml" xmlns:w16cex="http://schemas.microsoft.com/office/word/2018/wordml/cex" xmlns:w16cid="http://schemas.microsoft.com/office/word/2016/wordml/cid" xmlns:w16="http://schemas.microsoft.com/office/word/2018/wordml" xmlns:w16du="http://schemas.microsoft.com/office/word/2023/wordml/word16du" xmlns:w16sdtdh="http://schemas.microsoft.com/office/word/2020/wordml/sdtdatahash" xmlns:w16sdtfl="http://schemas.microsoft.com/office/word/2024/wordml/sdtformatlock" xmlns:w16se="http://schemas.microsoft.com/office/word/2015/wordml/symex" xmlns:wpg="http://schemas.microsoft.com/office/word/2010/wordprocessingGroup" xmlns:wpi="http://schemas.microsoft.com/office/word/2010/wordprocessingInk" xmlns:wne="http://schemas.microsoft.com/office/word/2006/wordml" xmlns:wps="http://schemas.microsoft.com/office/word/2010/wordprocessingShape" mc:Ignorable="w14 w15 w16se w16cid w16 w16cex w16sdtdh w16sdtfl w16du wp14">
+  <w:endnote w:type="separator" w:id="-1">
+    <w:p>
+      <w:pPr>
+        <w:spacing w:after="0" w:line="240" w:lineRule="auto"/>
+      </w:pPr>
+      <w:r>
+        <w:separator/>
+      </w:r>
+    </w:p>
+  </w:endnote>
+  <w:endnote w:type="continuationSeparator" w:id="0">
+    <w:p>
+      <w:pPr>
+        <w:spacing w:after="0" w:line="240" w:lineRule="auto"/>
+      </w:pPr>
+      <w:r>
+        <w:continuationSeparator/>
+      </w:r>
+    </w:p>
+  </w:endnote>
+</w:endnotes>
+</file>
+
+<file path=word/footnotes.xml><?xml version="1.0" encoding="utf-8"?>
+<w:footnotes xmlns:wpc="http://schemas.microsoft.com/office/word/2010/wordprocessingCanvas" xmlns:cx="http://schemas.microsoft.com/office/drawing/2014/chartex" xmlns:cx1="http://schemas.microsoft.com/office/drawing/2015/9/8/chartex" xmlns:cx2="http://schemas.microsoft.com/office/drawing/2015/10/21/chartex" xmlns:cx3="http://schemas.microsoft.com/office/drawing/2016/5/9/chartex" xmlns:cx4="http://schemas.microsoft.com/office/drawing/2016/5/10/chartex" xmlns:cx5="http://schemas.microsoft.com/office/drawing/2016/5/11/chartex" xmlns:cx6="http://schemas.microsoft.com/office/drawing/2016/5/12/chartex" xmlns:cx7="http://schemas.microsoft.com/office/drawing/2016/5/13/chartex" xmlns:cx8="http://schemas.microsoft.com/office/drawing/2016/5/14/chartex" xmlns:mc="http://schemas.openxmlformats.org/markup-compatibility/2006" xmlns:aink="http://schemas.microsoft.com/office/drawing/2016/ink" xmlns:am3d="http://schemas.microsoft.com/office/drawing/2017/model3d" xmlns:o="urn:schemas-microsoft-com:office:office" xmlns:oel="http://schemas.microsoft.com/office/2019/extlst" xmlns:r="http://schemas.openxmlformats.org/officeDocument/2006/relationships" xmlns:m="http://schemas.openxmlformats.org/officeDocument/2006/math" xmlns:v="urn:schemas-microsoft-com:vml" xmlns:wp14="http://schemas.microsoft.com/office/word/2010/wordprocessingDrawing" xmlns:wp="http://schemas.openxmlformats.org/drawingml/2006/wordprocessingDrawing" xmlns:w10="urn:schemas-microsoft-com:office:word" xmlns:w="http://schemas.openxmlformats.org/wordprocessingml/2006/main" xmlns:w14="http://schemas.microsoft.com/office/word/2010/wordml" xmlns:w15="http://schemas.microsoft.com/office/word/2012/wordml" xmlns:w16cex="http://schemas.microsoft.com/office/word/2018/wordml/cex" xmlns:w16cid="http://schemas.microsoft.com/office/word/2016/wordml/cid" xmlns:w16="http://schemas.microsoft.com/office/word/2018/wordml" xmlns:w16du="http://schemas.microsoft.com/office/word/2023/wordml/word16du" xmlns:w16sdtdh="http://schemas.microsoft.com/office/word/2020/wordml/sdtdatahash" xmlns:w16sdtfl="http://schemas.microsoft.com/office/word/2024/wordml/sdtformatlock" xmlns:w16se="http://schemas.microsoft.com/office/word/2015/wordml/symex" xmlns:wpg="http://schemas.microsoft.com/office/word/2010/wordprocessingGroup" xmlns:wpi="http://schemas.microsoft.com/office/word/2010/wordprocessingInk" xmlns:wne="http://schemas.microsoft.com/office/word/2006/wordml" xmlns:wps="http://schemas.microsoft.com/office/word/2010/wordprocessingShape" mc:Ignorable="w14 w15 w16se w16cid w16 w16cex w16sdtdh w16sdtfl w16du wp14">
+  <w:footnote w:type="separator" w:id="-1">
+    <w:p>
+      <w:pPr>
+        <w:spacing w:after="0" w:line="240" w:lineRule="auto"/>
+      </w:pPr>
+      <w:r>
+        <w:separator/>
+      </w:r>
+    </w:p>
+  </w:footnote>
+  <w:footnote w:type="continuationSeparator" w:id="0">
+    <w:p>
+      <w:pPr>
+        <w:spacing w:after="0" w:line="240" w:lineRule="auto"/>
+      </w:pPr>
+      <w:r>
+        <w:continuationSeparator/>
+      </w:r>
+    </w:p>
+  </w:footnote>
+</w:footnotes>
 </file>
 
 <file path=word/numbering.xml><?xml version="1.0" encoding="utf-8"?>
@@ -6970,7 +9896,6 @@
   <w:style w:type="character" w:default="1" w:styleId="DefaultParagraphFont">
     <w:name w:val="Default Paragraph Font"/>
     <w:uiPriority w:val="1"/>
-    <w:semiHidden/>
     <w:unhideWhenUsed/>
   </w:style>
   <w:style w:type="table" w:default="1" w:styleId="TableNormal">
@@ -7390,6 +10315,113 @@
       </w:tcPr>
     </w:tblStylePr>
   </w:style>
+  <w:style w:type="paragraph" w:styleId="Header">
+    <w:name w:val="header"/>
+    <w:basedOn w:val="Normal"/>
+    <w:link w:val="HeaderChar"/>
+    <w:uiPriority w:val="99"/>
+    <w:unhideWhenUsed/>
+    <w:rsid w:val="001E2CA8"/>
+    <w:pPr>
+      <w:tabs>
+        <w:tab w:val="center" w:pos="4513"/>
+        <w:tab w:val="right" w:pos="9026"/>
+      </w:tabs>
+      <w:spacing w:after="0" w:line="240" w:lineRule="auto"/>
+    </w:pPr>
+  </w:style>
+  <w:style w:type="character" w:customStyle="1" w:styleId="HeaderChar">
+    <w:name w:val="Header Char"/>
+    <w:basedOn w:val="DefaultParagraphFont"/>
+    <w:link w:val="Header"/>
+    <w:uiPriority w:val="99"/>
+    <w:rsid w:val="001E2CA8"/>
+    <w:rPr>
+      <w:noProof/>
+    </w:rPr>
+  </w:style>
+  <w:style w:type="paragraph" w:styleId="Footer">
+    <w:name w:val="footer"/>
+    <w:basedOn w:val="Normal"/>
+    <w:link w:val="FooterChar"/>
+    <w:uiPriority w:val="99"/>
+    <w:unhideWhenUsed/>
+    <w:rsid w:val="001E2CA8"/>
+    <w:pPr>
+      <w:tabs>
+        <w:tab w:val="center" w:pos="4513"/>
+        <w:tab w:val="right" w:pos="9026"/>
+      </w:tabs>
+      <w:spacing w:after="0" w:line="240" w:lineRule="auto"/>
+    </w:pPr>
+  </w:style>
+  <w:style w:type="character" w:customStyle="1" w:styleId="FooterChar">
+    <w:name w:val="Footer Char"/>
+    <w:basedOn w:val="DefaultParagraphFont"/>
+    <w:link w:val="Footer"/>
+    <w:uiPriority w:val="99"/>
+    <w:rsid w:val="001E2CA8"/>
+    <w:rPr>
+      <w:noProof/>
+    </w:rPr>
+  </w:style>
+  <w:style w:type="paragraph" w:styleId="TOCHeading">
+    <w:name w:val="TOC Heading"/>
+    <w:basedOn w:val="Heading1"/>
+    <w:next w:val="Normal"/>
+    <w:uiPriority w:val="39"/>
+    <w:unhideWhenUsed/>
+    <w:qFormat/>
+    <w:rsid w:val="003B6CA8"/>
+    <w:pPr>
+      <w:spacing w:before="240" w:after="0"/>
+      <w:outlineLvl w:val="9"/>
+    </w:pPr>
+    <w:rPr>
+      <w:noProof w:val="0"/>
+      <w:kern w:val="0"/>
+      <w:sz w:val="32"/>
+      <w:szCs w:val="32"/>
+      <w:lang w:val="en-US"/>
+      <w14:ligatures w14:val="none"/>
+    </w:rPr>
+  </w:style>
+  <w:style w:type="paragraph" w:styleId="TOC1">
+    <w:name w:val="toc 1"/>
+    <w:basedOn w:val="Normal"/>
+    <w:next w:val="Normal"/>
+    <w:autoRedefine/>
+    <w:uiPriority w:val="39"/>
+    <w:unhideWhenUsed/>
+    <w:rsid w:val="003B6CA8"/>
+    <w:pPr>
+      <w:spacing w:after="100"/>
+    </w:pPr>
+  </w:style>
+  <w:style w:type="paragraph" w:styleId="TOC2">
+    <w:name w:val="toc 2"/>
+    <w:basedOn w:val="Normal"/>
+    <w:next w:val="Normal"/>
+    <w:autoRedefine/>
+    <w:uiPriority w:val="39"/>
+    <w:unhideWhenUsed/>
+    <w:rsid w:val="003B6CA8"/>
+    <w:pPr>
+      <w:spacing w:after="100"/>
+      <w:ind w:left="220"/>
+    </w:pPr>
+  </w:style>
+  <w:style w:type="character" w:styleId="Hyperlink">
+    <w:name w:val="Hyperlink"/>
+    <w:basedOn w:val="DefaultParagraphFont"/>
+    <w:uiPriority w:val="99"/>
+    <w:unhideWhenUsed/>
+    <w:rsid w:val="003B6CA8"/>
+    <w:rPr>
+      <w:color w:val="0563C1" w:themeColor="hyperlink"/>
+      <w:u w:val="single"/>
+    </w:rPr>
+  </w:style>
 </w:styles>
 </file>
 
@@ -7686,4 +10718,16 @@
     </a:ext>
   </a:extLst>
 </a:theme>
+</file>
+
+<file path=customXml/item1.xml><?xml version="1.0" encoding="utf-8"?>
+<b:Sources xmlns:b="http://schemas.openxmlformats.org/officeDocument/2006/bibliography" xmlns="http://schemas.openxmlformats.org/officeDocument/2006/bibliography" SelectedStyle="\APASixthEditionOfficeOnline.xsl" StyleName="APA" Version="6"/>
+</file>
+
+<file path=customXml/itemProps1.xml><?xml version="1.0" encoding="utf-8"?>
+<ds:datastoreItem xmlns:ds="http://schemas.openxmlformats.org/officeDocument/2006/customXml" ds:itemID="{3833DA85-2850-40C9-90C8-1A4B09F1071E}">
+  <ds:schemaRefs>
+    <ds:schemaRef ds:uri="http://schemas.openxmlformats.org/officeDocument/2006/bibliography"/>
+  </ds:schemaRefs>
+</ds:datastoreItem>
 </file>